--- a/OneIntellectt/docs/One-Intellectt-TDD.docx
+++ b/OneIntellectt/docs/One-Intellectt-TDD.docx
@@ -478,7 +478,7 @@
         </w:trPr>
         <w:tc>
           <w:tcPr>
-            <w:tcW w:type="dxa" w:w="2256"/>
+            <w:tcW w:type="dxa" w:w="2502"/>
             <w:shd w:val="clear" w:color="auto" w:fill="1E3A8A"/>
           </w:tcPr>
           <w:p>
@@ -497,7 +497,7 @@
         </w:tc>
         <w:tc>
           <w:tcPr>
-            <w:tcW w:type="dxa" w:w="7348"/>
+            <w:tcW w:type="dxa" w:w="7103"/>
             <w:shd w:val="clear" w:color="auto" w:fill="1E3A8A"/>
           </w:tcPr>
           <w:p>
@@ -521,7 +521,7 @@
         </w:trPr>
         <w:tc>
           <w:tcPr>
-            <w:tcW w:type="dxa" w:w="2256"/>
+            <w:tcW w:type="dxa" w:w="2502"/>
           </w:tcPr>
           <w:p>
             <w:pPr>
@@ -538,7 +538,7 @@
         </w:tc>
         <w:tc>
           <w:tcPr>
-            <w:tcW w:type="dxa" w:w="7348"/>
+            <w:tcW w:type="dxa" w:w="7103"/>
           </w:tcPr>
           <w:p>
             <w:pPr>
@@ -559,7 +559,7 @@
         </w:trPr>
         <w:tc>
           <w:tcPr>
-            <w:tcW w:type="dxa" w:w="2256"/>
+            <w:tcW w:type="dxa" w:w="2502"/>
             <w:shd w:val="clear" w:color="auto" w:fill="F1F5F9"/>
           </w:tcPr>
           <w:p>
@@ -577,7 +577,7 @@
         </w:tc>
         <w:tc>
           <w:tcPr>
-            <w:tcW w:type="dxa" w:w="7348"/>
+            <w:tcW w:type="dxa" w:w="7103"/>
             <w:shd w:val="clear" w:color="auto" w:fill="F1F5F9"/>
           </w:tcPr>
           <w:p>
@@ -613,7 +613,7 @@
         </w:trPr>
         <w:tc>
           <w:tcPr>
-            <w:tcW w:type="dxa" w:w="2256"/>
+            <w:tcW w:type="dxa" w:w="2502"/>
           </w:tcPr>
           <w:p>
             <w:pPr>
@@ -630,17 +630,43 @@
         </w:tc>
         <w:tc>
           <w:tcPr>
-            <w:tcW w:type="dxa" w:w="7348"/>
-          </w:tcPr>
-          <w:p>
-            <w:pPr>
-              <w:spacing w:after="0"/>
-            </w:pPr>
-            <w:r>
-              <w:rPr>
-                <w:sz w:val="18"/>
-              </w:rPr>
-              <w:t>Date of Joining. Supplied by the recruiter at intake, approved by the Sales Lead or Sales Manager.</w:t>
+            <w:tcW w:type="dxa" w:w="7103"/>
+          </w:tcPr>
+          <w:p>
+            <w:pPr>
+              <w:spacing w:after="0"/>
+            </w:pPr>
+            <w:r>
+              <w:rPr>
+                <w:sz w:val="18"/>
+              </w:rPr>
+              <w:t xml:space="preserve">Date of Joining. Supplied by the recruiter at intake. It needs </w:t>
+            </w:r>
+            <w:r>
+              <w:rPr>
+                <w:b/>
+                <w:sz w:val="18"/>
+              </w:rPr>
+              <w:t>two approvals</w:t>
+            </w:r>
+            <w:r>
+              <w:rPr>
+                <w:sz w:val="18"/>
+              </w:rPr>
+              <w:t xml:space="preserve">: the Sales Lead or Sales Manager, </w:t>
+            </w:r>
+            <w:r>
+              <w:rPr>
+                <w:b/>
+                <w:sz w:val="18"/>
+              </w:rPr>
+              <w:t>and</w:t>
+            </w:r>
+            <w:r>
+              <w:rPr>
+                <w:sz w:val="18"/>
+              </w:rPr>
+              <w:t xml:space="preserve"> HR.</w:t>
             </w:r>
           </w:p>
         </w:tc>
@@ -651,7 +677,7 @@
         </w:trPr>
         <w:tc>
           <w:tcPr>
-            <w:tcW w:type="dxa" w:w="2256"/>
+            <w:tcW w:type="dxa" w:w="2502"/>
             <w:shd w:val="clear" w:color="auto" w:fill="F1F5F9"/>
           </w:tcPr>
           <w:p>
@@ -663,13 +689,13 @@
                 <w:b/>
                 <w:sz w:val="18"/>
               </w:rPr>
-              <w:t>Sales Manager</w:t>
-            </w:r>
-          </w:p>
-        </w:tc>
-        <w:tc>
-          <w:tcPr>
-            <w:tcW w:type="dxa" w:w="7348"/>
+              <w:t>Drop out / back out</w:t>
+            </w:r>
+          </w:p>
+        </w:tc>
+        <w:tc>
+          <w:tcPr>
+            <w:tcW w:type="dxa" w:w="7103"/>
             <w:shd w:val="clear" w:color="auto" w:fill="F1F5F9"/>
           </w:tcPr>
           <w:p>
@@ -680,7 +706,21 @@
               <w:rPr>
                 <w:sz w:val="18"/>
               </w:rPr>
-              <w:t>Oversees several teams; has the same approval powers as a team's Sales Lead over them. Either one is enough.</w:t>
+              <w:t xml:space="preserve">The candidate leaves after the DOJ was approved. Recorded (with a reason) by the Lead, Manager, HR, Contracts, Payroll, Accounts or the Super Admin; status </w:t>
+            </w:r>
+            <w:r>
+              <w:rPr>
+                <w:rFonts w:ascii="Consolas" w:hAnsi="Consolas" w:eastAsia="Consolas"/>
+                <w:color w:val="9D174D"/>
+                <w:sz w:val="16"/>
+              </w:rPr>
+              <w:t>DROPPED_OUT</w:t>
+            </w:r>
+            <w:r>
+              <w:rPr>
+                <w:sz w:val="18"/>
+              </w:rPr>
+              <w:t>, counted on the Super Admin's Drop Outs card.</w:t>
             </w:r>
           </w:p>
         </w:tc>
@@ -691,7 +731,7 @@
         </w:trPr>
         <w:tc>
           <w:tcPr>
-            <w:tcW w:type="dxa" w:w="2256"/>
+            <w:tcW w:type="dxa" w:w="2502"/>
           </w:tcPr>
           <w:p>
             <w:pPr>
@@ -702,23 +742,23 @@
                 <w:b/>
                 <w:sz w:val="18"/>
               </w:rPr>
-              <w:t>Branch</w:t>
-            </w:r>
-          </w:p>
-        </w:tc>
-        <w:tc>
-          <w:tcPr>
-            <w:tcW w:type="dxa" w:w="7348"/>
-          </w:tcPr>
-          <w:p>
-            <w:pPr>
-              <w:spacing w:after="0"/>
-            </w:pPr>
-            <w:r>
-              <w:rPr>
-                <w:sz w:val="18"/>
-              </w:rPr>
-              <w:t>HR, Contracts, Payroll and Accounts each make their own decision ("branch"): HR and Contracts in parallel, then Payroll and Accounts in parallel.</w:t>
+              <w:t>Sales Manager</w:t>
+            </w:r>
+          </w:p>
+        </w:tc>
+        <w:tc>
+          <w:tcPr>
+            <w:tcW w:type="dxa" w:w="7103"/>
+          </w:tcPr>
+          <w:p>
+            <w:pPr>
+              <w:spacing w:after="0"/>
+            </w:pPr>
+            <w:r>
+              <w:rPr>
+                <w:sz w:val="18"/>
+              </w:rPr>
+              <w:t>Oversees several teams; has the same approval powers as a team's Sales Lead over them. Either one is enough.</w:t>
             </w:r>
           </w:p>
         </w:tc>
@@ -729,7 +769,7 @@
         </w:trPr>
         <w:tc>
           <w:tcPr>
-            <w:tcW w:type="dxa" w:w="2256"/>
+            <w:tcW w:type="dxa" w:w="2502"/>
             <w:shd w:val="clear" w:color="auto" w:fill="F1F5F9"/>
           </w:tcPr>
           <w:p>
@@ -741,13 +781,13 @@
                 <w:b/>
                 <w:sz w:val="18"/>
               </w:rPr>
-              <w:t>Payroll company</w:t>
-            </w:r>
-          </w:p>
-        </w:tc>
-        <w:tc>
-          <w:tcPr>
-            <w:tcW w:type="dxa" w:w="7348"/>
+              <w:t>Branch</w:t>
+            </w:r>
+          </w:p>
+        </w:tc>
+        <w:tc>
+          <w:tcPr>
+            <w:tcW w:type="dxa" w:w="7103"/>
             <w:shd w:val="clear" w:color="auto" w:fill="F1F5F9"/>
           </w:tcPr>
           <w:p>
@@ -758,7 +798,7 @@
               <w:rPr>
                 <w:sz w:val="18"/>
               </w:rPr>
-              <w:t>Optional: the company running the candidate's payroll (one of the ten entities, or "Other" with a typed name). When it differs from the Placement Entity, stage emails also go to its mailboxes.</w:t>
+              <w:t>HR, Contracts, Payroll and Accounts each make their own decision ("branch"): HR and Contracts in parallel, then Payroll and Accounts in parallel.</w:t>
             </w:r>
           </w:p>
         </w:tc>
@@ -769,7 +809,7 @@
         </w:trPr>
         <w:tc>
           <w:tcPr>
-            <w:tcW w:type="dxa" w:w="2256"/>
+            <w:tcW w:type="dxa" w:w="2502"/>
           </w:tcPr>
           <w:p>
             <w:pPr>
@@ -780,23 +820,23 @@
                 <w:b/>
                 <w:sz w:val="18"/>
               </w:rPr>
-              <w:t>Project end date</w:t>
-            </w:r>
-          </w:p>
-        </w:tc>
-        <w:tc>
-          <w:tcPr>
-            <w:tcW w:type="dxa" w:w="7348"/>
-          </w:tcPr>
-          <w:p>
-            <w:pPr>
-              <w:spacing w:after="0"/>
-            </w:pPr>
-            <w:r>
-              <w:rPr>
-                <w:sz w:val="18"/>
-              </w:rPr>
-              <w:t>When the engagement ends; set by the Sales Lead / Manager after the DOJ is approved.</w:t>
+              <w:t>Payroll company</w:t>
+            </w:r>
+          </w:p>
+        </w:tc>
+        <w:tc>
+          <w:tcPr>
+            <w:tcW w:type="dxa" w:w="7103"/>
+          </w:tcPr>
+          <w:p>
+            <w:pPr>
+              <w:spacing w:after="0"/>
+            </w:pPr>
+            <w:r>
+              <w:rPr>
+                <w:sz w:val="18"/>
+              </w:rPr>
+              <w:t>Optional: the company running the candidate's payroll (one of the ten entities, or "Other" with a typed name). When it differs from the Placement Entity, stage emails also go to its mailboxes.</w:t>
             </w:r>
           </w:p>
         </w:tc>
@@ -807,7 +847,7 @@
         </w:trPr>
         <w:tc>
           <w:tcPr>
-            <w:tcW w:type="dxa" w:w="2256"/>
+            <w:tcW w:type="dxa" w:w="2502"/>
             <w:shd w:val="clear" w:color="auto" w:fill="F1F5F9"/>
           </w:tcPr>
           <w:p>
@@ -819,13 +859,13 @@
                 <w:b/>
                 <w:sz w:val="18"/>
               </w:rPr>
-              <w:t>Override</w:t>
-            </w:r>
-          </w:p>
-        </w:tc>
-        <w:tc>
-          <w:tcPr>
-            <w:tcW w:type="dxa" w:w="7348"/>
+              <w:t>Project end date</w:t>
+            </w:r>
+          </w:p>
+        </w:tc>
+        <w:tc>
+          <w:tcPr>
+            <w:tcW w:type="dxa" w:w="7103"/>
             <w:shd w:val="clear" w:color="auto" w:fill="F1F5F9"/>
           </w:tcPr>
           <w:p>
@@ -836,7 +876,7 @@
               <w:rPr>
                 <w:sz w:val="18"/>
               </w:rPr>
-              <w:t>A final approve/reject by the Super Admin that ends the normal workflow.</w:t>
+              <w:t>When the engagement ends; set by the Sales Lead / Manager after the DOJ is approved.</w:t>
             </w:r>
           </w:p>
         </w:tc>
@@ -847,7 +887,7 @@
         </w:trPr>
         <w:tc>
           <w:tcPr>
-            <w:tcW w:type="dxa" w:w="2256"/>
+            <w:tcW w:type="dxa" w:w="2502"/>
           </w:tcPr>
           <w:p>
             <w:pPr>
@@ -858,13 +898,53 @@
                 <w:b/>
                 <w:sz w:val="18"/>
               </w:rPr>
+              <w:t>Override</w:t>
+            </w:r>
+          </w:p>
+        </w:tc>
+        <w:tc>
+          <w:tcPr>
+            <w:tcW w:type="dxa" w:w="7103"/>
+          </w:tcPr>
+          <w:p>
+            <w:pPr>
+              <w:spacing w:after="0"/>
+            </w:pPr>
+            <w:r>
+              <w:rPr>
+                <w:sz w:val="18"/>
+              </w:rPr>
+              <w:t>A final approve/reject by the Super Admin that ends the normal workflow.</w:t>
+            </w:r>
+          </w:p>
+        </w:tc>
+      </w:tr>
+      <w:tr>
+        <w:trPr>
+          <w:cantSplit w:val="true"/>
+        </w:trPr>
+        <w:tc>
+          <w:tcPr>
+            <w:tcW w:type="dxa" w:w="2502"/>
+            <w:shd w:val="clear" w:color="auto" w:fill="F1F5F9"/>
+          </w:tcPr>
+          <w:p>
+            <w:pPr>
+              <w:spacing w:after="0"/>
+            </w:pPr>
+            <w:r>
+              <w:rPr>
+                <w:b/>
+                <w:sz w:val="18"/>
+              </w:rPr>
               <w:t>Session</w:t>
             </w:r>
           </w:p>
         </w:tc>
         <w:tc>
           <w:tcPr>
-            <w:tcW w:type="dxa" w:w="7348"/>
+            <w:tcW w:type="dxa" w:w="7103"/>
+            <w:shd w:val="clear" w:color="auto" w:fill="F1F5F9"/>
           </w:tcPr>
           <w:p>
             <w:pPr>
@@ -1136,7 +1216,7 @@
               <w:rPr>
                 <w:sz w:val="18"/>
               </w:rPr>
-              <w:t>Approve / decline / re-route; approve DOJ; set project end date; change rates; add/remove recruiters in own team</w:t>
+              <w:t>Approve / decline / re-route; approve DOJ (HR must approve it too); approve the project end date (HR too); drop out; set project end date; change rates; add/remove recruiters in own team</w:t>
             </w:r>
           </w:p>
         </w:tc>
@@ -1290,6 +1370,25 @@
                 <w:sz w:val="18"/>
               </w:rPr>
               <w:t>edit the candidate's details at any time</w:t>
+            </w:r>
+            <w:r>
+              <w:rPr>
+                <w:sz w:val="18"/>
+              </w:rPr>
+              <w:t xml:space="preserve">; </w:t>
+            </w:r>
+            <w:r>
+              <w:rPr>
+                <w:b/>
+                <w:sz w:val="18"/>
+              </w:rPr>
+              <w:t>approves the DOJ and the project end date</w:t>
+            </w:r>
+            <w:r>
+              <w:rPr>
+                <w:sz w:val="18"/>
+              </w:rPr>
+              <w:t xml:space="preserve"> (with the Lead / Manager); drop out</w:t>
             </w:r>
           </w:p>
         </w:tc>
@@ -3489,7 +3588,7 @@
       <w:r>
         <w:drawing>
           <wp:inline xmlns:a="http://schemas.openxmlformats.org/drawingml/2006/main" xmlns:pic="http://schemas.openxmlformats.org/drawingml/2006/picture">
-            <wp:extent cx="6099048" cy="2894463"/>
+            <wp:extent cx="6099048" cy="2997837"/>
             <wp:docPr id="2" name="Picture 2"/>
             <wp:cNvGraphicFramePr>
               <a:graphicFrameLocks noChangeAspect="1"/>
@@ -3510,7 +3609,7 @@
                   <pic:spPr>
                     <a:xfrm>
                       <a:off x="0" y="0"/>
-                      <a:ext cx="6099048" cy="2894463"/>
+                      <a:ext cx="6099048" cy="2997837"/>
                     </a:xfrm>
                     <a:prstGeom prst="rect"/>
                   </pic:spPr>
@@ -4300,7 +4399,20 @@
               <w:rPr>
                 <w:sz w:val="18"/>
               </w:rPr>
-              <w:t>Lead / Manager of the team</w:t>
+              <w:t xml:space="preserve">Lead / Manager of the team </w:t>
+            </w:r>
+            <w:r>
+              <w:rPr>
+                <w:b/>
+                <w:sz w:val="18"/>
+              </w:rPr>
+              <w:t>and HR</w:t>
+            </w:r>
+            <w:r>
+              <w:rPr>
+                <w:sz w:val="18"/>
+              </w:rPr>
+              <w:t xml:space="preserve"> (each approves once, in any order)</w:t>
             </w:r>
           </w:p>
         </w:tc>
@@ -4338,17 +4450,65 @@
             </w:pPr>
             <w:r>
               <w:rPr>
+                <w:sz w:val="18"/>
+              </w:rPr>
+              <w:t xml:space="preserve">The first approval keeps </w:t>
+            </w:r>
+            <w:r>
+              <w:rPr>
                 <w:rFonts w:ascii="Consolas" w:hAnsi="Consolas" w:eastAsia="Consolas"/>
                 <w:color w:val="9D174D"/>
                 <w:sz w:val="16"/>
               </w:rPr>
+              <w:t>dojStatus = RAISED</w:t>
+            </w:r>
+            <w:r>
+              <w:rPr>
+                <w:sz w:val="18"/>
+              </w:rPr>
+              <w:t xml:space="preserve"> (flags </w:t>
+            </w:r>
+            <w:r>
+              <w:rPr>
+                <w:rFonts w:ascii="Consolas" w:hAnsi="Consolas" w:eastAsia="Consolas"/>
+                <w:color w:val="9D174D"/>
+                <w:sz w:val="16"/>
+              </w:rPr>
+              <w:t>dojLeadApproved</w:t>
+            </w:r>
+            <w:r>
+              <w:rPr>
+                <w:sz w:val="18"/>
+              </w:rPr>
+              <w:t xml:space="preserve"> / </w:t>
+            </w:r>
+            <w:r>
+              <w:rPr>
+                <w:rFonts w:ascii="Consolas" w:hAnsi="Consolas" w:eastAsia="Consolas"/>
+                <w:color w:val="9D174D"/>
+                <w:sz w:val="16"/>
+              </w:rPr>
+              <w:t>dojHrApproved</w:t>
+            </w:r>
+            <w:r>
+              <w:rPr>
+                <w:sz w:val="18"/>
+              </w:rPr>
+              <w:t xml:space="preserve">); when both have approved </w:t>
+            </w:r>
+            <w:r>
+              <w:rPr>
+                <w:rFonts w:ascii="Consolas" w:hAnsi="Consolas" w:eastAsia="Consolas"/>
+                <w:color w:val="9D174D"/>
+                <w:sz w:val="16"/>
+              </w:rPr>
               <w:t>dojStatus = APPROVED</w:t>
             </w:r>
             <w:r>
               <w:rPr>
                 <w:sz w:val="18"/>
               </w:rPr>
-              <w:t xml:space="preserve"> (locks HR)</w:t>
+              <w:t xml:space="preserve"> (locks HR's decision). Everyone in the loop is emailed each time</w:t>
             </w:r>
           </w:p>
         </w:tc>
@@ -4370,7 +4530,7 @@
               <w:rPr>
                 <w:sz w:val="18"/>
               </w:rPr>
-              <w:t>Raise project end date</w:t>
+              <w:t>Drop out / back out</w:t>
             </w:r>
           </w:p>
         </w:tc>
@@ -4387,7 +4547,7 @@
               <w:rPr>
                 <w:sz w:val="18"/>
               </w:rPr>
-              <w:t>The candidate's recruiter</w:t>
+              <w:t>Lead / Manager of the team, HR, Contracts, Payroll, Accounts, Super Admin</w:t>
             </w:r>
           </w:p>
         </w:tc>
@@ -4412,7 +4572,7 @@
               <w:rPr>
                 <w:sz w:val="18"/>
               </w:rPr>
-              <w:t>; date not before the DOJ date; not yet approved</w:t>
+              <w:t>, not already exited / dropped out; comment required</w:t>
             </w:r>
           </w:p>
         </w:tc>
@@ -4431,26 +4591,27 @@
                 <w:color w:val="9D174D"/>
                 <w:sz w:val="16"/>
               </w:rPr>
-              <w:t>projectEndStatus = RAISED</w:t>
-            </w:r>
-            <w:r>
-              <w:rPr>
-                <w:sz w:val="18"/>
-              </w:rPr>
-              <w:t xml:space="preserve"> (waits for approval; the candidate is </w:t>
-            </w:r>
-            <w:r>
-              <w:rPr>
-                <w:b/>
-                <w:sz w:val="18"/>
-              </w:rPr>
-              <w:t>not</w:t>
-            </w:r>
-            <w:r>
-              <w:rPr>
-                <w:sz w:val="18"/>
-              </w:rPr>
-              <w:t xml:space="preserve"> exited yet); the Lead and Manager are emailed</w:t>
+              <w:t>DROPPED_OUT</w:t>
+            </w:r>
+            <w:r>
+              <w:rPr>
+                <w:sz w:val="18"/>
+              </w:rPr>
+              <w:t xml:space="preserve"> (own Drop Outs card; not counted as Declined or Joined); trail entry </w:t>
+            </w:r>
+            <w:r>
+              <w:rPr>
+                <w:rFonts w:ascii="Consolas" w:hAnsi="Consolas" w:eastAsia="Consolas"/>
+                <w:color w:val="9D174D"/>
+                <w:sz w:val="16"/>
+              </w:rPr>
+              <w:t>DROP_OUT</w:t>
+            </w:r>
+            <w:r>
+              <w:rPr>
+                <w:sz w:val="18"/>
+              </w:rPr>
+              <w:t>; email to everyone in the loop</w:t>
             </w:r>
           </w:p>
         </w:tc>
@@ -4471,7 +4632,7 @@
               <w:rPr>
                 <w:sz w:val="18"/>
               </w:rPr>
-              <w:t>Approve / decline project end date</w:t>
+              <w:t>Raise project end date</w:t>
             </w:r>
           </w:p>
         </w:tc>
@@ -4487,7 +4648,7 @@
               <w:rPr>
                 <w:sz w:val="18"/>
               </w:rPr>
-              <w:t>Lead / Manager of the team, or the Super Admin</w:t>
+              <w:t>The candidate's recruiter</w:t>
             </w:r>
           </w:p>
         </w:tc>
@@ -4505,13 +4666,13 @@
                 <w:color w:val="9D174D"/>
                 <w:sz w:val="16"/>
               </w:rPr>
-              <w:t>projectEndStatus = RAISED</w:t>
-            </w:r>
-            <w:r>
-              <w:rPr>
-                <w:sz w:val="18"/>
-              </w:rPr>
-              <w:t>; decline needs a comment</w:t>
+              <w:t>dojStatus = APPROVED</w:t>
+            </w:r>
+            <w:r>
+              <w:rPr>
+                <w:sz w:val="18"/>
+              </w:rPr>
+              <w:t>; date not before the DOJ date; not yet approved</w:t>
             </w:r>
           </w:p>
         </w:tc>
@@ -4523,52 +4684,32 @@
             <w:pPr>
               <w:spacing w:after="0"/>
             </w:pPr>
-            <w:r>
-              <w:rPr>
-                <w:sz w:val="18"/>
-              </w:rPr>
-              <w:t xml:space="preserve">Approve → </w:t>
-            </w:r>
             <w:r>
               <w:rPr>
                 <w:rFonts w:ascii="Consolas" w:hAnsi="Consolas" w:eastAsia="Consolas"/>
                 <w:color w:val="9D174D"/>
                 <w:sz w:val="16"/>
               </w:rPr>
-              <w:t>APPROVED</w:t>
-            </w:r>
-            <w:r>
-              <w:rPr>
-                <w:sz w:val="18"/>
-              </w:rPr>
-              <w:t xml:space="preserve"> and the candidate is </w:t>
+              <w:t>projectEndStatus = RAISED</w:t>
+            </w:r>
+            <w:r>
+              <w:rPr>
+                <w:sz w:val="18"/>
+              </w:rPr>
+              <w:t xml:space="preserve"> (waits for approval; the candidate is </w:t>
             </w:r>
             <w:r>
               <w:rPr>
                 <w:b/>
                 <w:sz w:val="18"/>
               </w:rPr>
-              <w:t>Exited</w:t>
-            </w:r>
-            <w:r>
-              <w:rPr>
-                <w:sz w:val="18"/>
-              </w:rPr>
-              <w:t xml:space="preserve">; decline → </w:t>
-            </w:r>
-            <w:r>
-              <w:rPr>
-                <w:rFonts w:ascii="Consolas" w:hAnsi="Consolas" w:eastAsia="Consolas"/>
-                <w:color w:val="9D174D"/>
-                <w:sz w:val="16"/>
-              </w:rPr>
-              <w:t>DECLINED</w:t>
-            </w:r>
-            <w:r>
-              <w:rPr>
-                <w:sz w:val="18"/>
-              </w:rPr>
-              <w:t xml:space="preserve"> (the recruiter can raise a new date). Entering the date directly as a Lead / Manager / Super Admin is the approval itself</w:t>
+              <w:t>not</w:t>
+            </w:r>
+            <w:r>
+              <w:rPr>
+                <w:sz w:val="18"/>
+              </w:rPr>
+              <w:t xml:space="preserve"> exited yet); the Lead and Manager are emailed</w:t>
             </w:r>
           </w:p>
         </w:tc>
@@ -4590,7 +4731,7 @@
               <w:rPr>
                 <w:sz w:val="18"/>
               </w:rPr>
-              <w:t>(old) Project end date</w:t>
+              <w:t>Approve / decline project end date</w:t>
             </w:r>
           </w:p>
         </w:tc>
@@ -4607,7 +4748,20 @@
               <w:rPr>
                 <w:sz w:val="18"/>
               </w:rPr>
-              <w:t>Lead / Manager of the team, or the Super Admin</w:t>
+              <w:t xml:space="preserve">Lead / Manager of the team </w:t>
+            </w:r>
+            <w:r>
+              <w:rPr>
+                <w:b/>
+                <w:sz w:val="18"/>
+              </w:rPr>
+              <w:t>and HR</w:t>
+            </w:r>
+            <w:r>
+              <w:rPr>
+                <w:sz w:val="18"/>
+              </w:rPr>
+              <w:t xml:space="preserve"> (the Super Admin settles it alone)</w:t>
             </w:r>
           </w:p>
         </w:tc>
@@ -4626,13 +4780,13 @@
                 <w:color w:val="9D174D"/>
                 <w:sz w:val="16"/>
               </w:rPr>
-              <w:t>dojStatus = APPROVED</w:t>
-            </w:r>
-            <w:r>
-              <w:rPr>
-                <w:sz w:val="18"/>
-              </w:rPr>
-              <w:t>; date not before the DOJ date</w:t>
+              <w:t>projectEndStatus = RAISED</w:t>
+            </w:r>
+            <w:r>
+              <w:rPr>
+                <w:sz w:val="18"/>
+              </w:rPr>
+              <w:t>; decline needs a comment</w:t>
             </w:r>
           </w:p>
         </w:tc>
@@ -4649,7 +4803,7 @@
               <w:rPr>
                 <w:sz w:val="18"/>
               </w:rPr>
-              <w:t xml:space="preserve">Sets </w:t>
+              <w:t>Needs BOTH the Lead / Manager and HR to approve (</w:t>
             </w:r>
             <w:r>
               <w:rPr>
@@ -4657,13 +4811,41 @@
                 <w:color w:val="9D174D"/>
                 <w:sz w:val="16"/>
               </w:rPr>
-              <w:t>projectEndDate</w:t>
-            </w:r>
-            <w:r>
-              <w:rPr>
-                <w:sz w:val="18"/>
-              </w:rPr>
-              <w:t xml:space="preserve"> and the candidate becomes </w:t>
+              <w:t>projectEndLeadApproved</w:t>
+            </w:r>
+            <w:r>
+              <w:rPr>
+                <w:sz w:val="18"/>
+              </w:rPr>
+              <w:t xml:space="preserve">, </w:t>
+            </w:r>
+            <w:r>
+              <w:rPr>
+                <w:rFonts w:ascii="Consolas" w:hAnsi="Consolas" w:eastAsia="Consolas"/>
+                <w:color w:val="9D174D"/>
+                <w:sz w:val="16"/>
+              </w:rPr>
+              <w:t>projectEndHrApproved</w:t>
+            </w:r>
+            <w:r>
+              <w:rPr>
+                <w:sz w:val="18"/>
+              </w:rPr>
+              <w:t xml:space="preserve">) → </w:t>
+            </w:r>
+            <w:r>
+              <w:rPr>
+                <w:rFonts w:ascii="Consolas" w:hAnsi="Consolas" w:eastAsia="Consolas"/>
+                <w:color w:val="9D174D"/>
+                <w:sz w:val="16"/>
+              </w:rPr>
+              <w:t>APPROVED</w:t>
+            </w:r>
+            <w:r>
+              <w:rPr>
+                <w:sz w:val="18"/>
+              </w:rPr>
+              <w:t xml:space="preserve"> and the candidate is </w:t>
             </w:r>
             <w:r>
               <w:rPr>
@@ -4676,7 +4858,21 @@
               <w:rPr>
                 <w:sz w:val="18"/>
               </w:rPr>
-              <w:t>; may be changed again (each change on the trail)</w:t>
+              <w:t xml:space="preserve">; any of them can decline → </w:t>
+            </w:r>
+            <w:r>
+              <w:rPr>
+                <w:rFonts w:ascii="Consolas" w:hAnsi="Consolas" w:eastAsia="Consolas"/>
+                <w:color w:val="9D174D"/>
+                <w:sz w:val="16"/>
+              </w:rPr>
+              <w:t>DECLINED</w:t>
+            </w:r>
+            <w:r>
+              <w:rPr>
+                <w:sz w:val="18"/>
+              </w:rPr>
+              <w:t xml:space="preserve"> (the recruiter can raise a new date). Entering a date as a Lead / Manager or HR counts as that side's approval; a new date restarts both approvals</w:t>
             </w:r>
           </w:p>
         </w:tc>
@@ -4697,7 +4893,7 @@
               <w:rPr>
                 <w:sz w:val="18"/>
               </w:rPr>
-              <w:t>Edit details</w:t>
+              <w:t>(old) Project end date</w:t>
             </w:r>
           </w:p>
         </w:tc>
@@ -4713,7 +4909,7 @@
               <w:rPr>
                 <w:sz w:val="18"/>
               </w:rPr>
-              <w:t>HR</w:t>
+              <w:t>Lead / Manager of the team, or the Super Admin</w:t>
             </w:r>
           </w:p>
         </w:tc>
@@ -4725,41 +4921,62 @@
             <w:pPr>
               <w:spacing w:after="0"/>
             </w:pPr>
-            <w:r>
-              <w:rPr>
-                <w:sz w:val="18"/>
-              </w:rPr>
-              <w:t>Candidate visible to HR (past the first approval, any status); must change something</w:t>
-            </w:r>
-          </w:p>
-        </w:tc>
-        <w:tc>
-          <w:tcPr>
-            <w:tcW w:type="dxa" w:w="2677"/>
-          </w:tcPr>
-          <w:p>
-            <w:pPr>
-              <w:spacing w:after="0"/>
-            </w:pPr>
-            <w:r>
-              <w:rPr>
-                <w:sz w:val="18"/>
-              </w:rPr>
-              <w:t xml:space="preserve">Full replace of the intake fields (blank/masked SSN keeps the stored one); approvals are not reset; trail entry </w:t>
-            </w:r>
             <w:r>
               <w:rPr>
                 <w:rFonts w:ascii="Consolas" w:hAnsi="Consolas" w:eastAsia="Consolas"/>
                 <w:color w:val="9D174D"/>
                 <w:sz w:val="16"/>
               </w:rPr>
-              <w:t>EDIT</w:t>
-            </w:r>
-            <w:r>
-              <w:rPr>
-                <w:sz w:val="18"/>
-              </w:rPr>
-              <w:t xml:space="preserve"> lists old → new; email to everyone in the loop</w:t>
+              <w:t>dojStatus = APPROVED</w:t>
+            </w:r>
+            <w:r>
+              <w:rPr>
+                <w:sz w:val="18"/>
+              </w:rPr>
+              <w:t>; date not before the DOJ date</w:t>
+            </w:r>
+          </w:p>
+        </w:tc>
+        <w:tc>
+          <w:tcPr>
+            <w:tcW w:type="dxa" w:w="2677"/>
+          </w:tcPr>
+          <w:p>
+            <w:pPr>
+              <w:spacing w:after="0"/>
+            </w:pPr>
+            <w:r>
+              <w:rPr>
+                <w:sz w:val="18"/>
+              </w:rPr>
+              <w:t xml:space="preserve">Sets </w:t>
+            </w:r>
+            <w:r>
+              <w:rPr>
+                <w:rFonts w:ascii="Consolas" w:hAnsi="Consolas" w:eastAsia="Consolas"/>
+                <w:color w:val="9D174D"/>
+                <w:sz w:val="16"/>
+              </w:rPr>
+              <w:t>projectEndDate</w:t>
+            </w:r>
+            <w:r>
+              <w:rPr>
+                <w:sz w:val="18"/>
+              </w:rPr>
+              <w:t xml:space="preserve"> and the candidate becomes </w:t>
+            </w:r>
+            <w:r>
+              <w:rPr>
+                <w:b/>
+                <w:sz w:val="18"/>
+              </w:rPr>
+              <w:t>Exited</w:t>
+            </w:r>
+            <w:r>
+              <w:rPr>
+                <w:sz w:val="18"/>
+              </w:rPr>
+              <w:t>; may be changed again (each change on the trail)</w:t>
             </w:r>
           </w:p>
         </w:tc>
@@ -4781,7 +4998,7 @@
               <w:rPr>
                 <w:sz w:val="18"/>
               </w:rPr>
-              <w:t>Change rates</w:t>
+              <w:t>Edit details</w:t>
             </w:r>
           </w:p>
         </w:tc>
@@ -4798,7 +5015,7 @@
               <w:rPr>
                 <w:sz w:val="18"/>
               </w:rPr>
-              <w:t>Lead / Manager of the team, Super Admin</w:t>
+              <w:t>HR</w:t>
             </w:r>
           </w:p>
         </w:tc>
@@ -4815,7 +5032,7 @@
               <w:rPr>
                 <w:sz w:val="18"/>
               </w:rPr>
-              <w:t>Not for declined/rejected candidates; comment required; must change something</w:t>
+              <w:t>Candidate visible to HR (past the first approval, any status); must change something</w:t>
             </w:r>
           </w:p>
         </w:tc>
@@ -4832,7 +5049,7 @@
               <w:rPr>
                 <w:sz w:val="18"/>
               </w:rPr>
-              <w:t xml:space="preserve">Updates </w:t>
+              <w:t xml:space="preserve">Full replace of the intake fields (blank/masked SSN keeps the stored one); approvals are not reset; trail entry </w:t>
             </w:r>
             <w:r>
               <w:rPr>
@@ -4840,27 +5057,13 @@
                 <w:color w:val="9D174D"/>
                 <w:sz w:val="16"/>
               </w:rPr>
-              <w:t>billRate</w:t>
-            </w:r>
-            <w:r>
-              <w:rPr>
-                <w:sz w:val="18"/>
-              </w:rPr>
-              <w:t xml:space="preserve"> / </w:t>
-            </w:r>
-            <w:r>
-              <w:rPr>
-                <w:rFonts w:ascii="Consolas" w:hAnsi="Consolas" w:eastAsia="Consolas"/>
-                <w:color w:val="9D174D"/>
-                <w:sz w:val="16"/>
-              </w:rPr>
-              <w:t>payRate</w:t>
-            </w:r>
-            <w:r>
-              <w:rPr>
-                <w:sz w:val="18"/>
-              </w:rPr>
-              <w:t>; trail entry old → new</w:t>
+              <w:t>EDIT</w:t>
+            </w:r>
+            <w:r>
+              <w:rPr>
+                <w:sz w:val="18"/>
+              </w:rPr>
+              <w:t xml:space="preserve"> lists old → new; email to everyone in the loop</w:t>
             </w:r>
           </w:p>
         </w:tc>
@@ -4881,6 +5084,104 @@
               <w:rPr>
                 <w:sz w:val="18"/>
               </w:rPr>
+              <w:t>Change rates</w:t>
+            </w:r>
+          </w:p>
+        </w:tc>
+        <w:tc>
+          <w:tcPr>
+            <w:tcW w:type="dxa" w:w="2677"/>
+          </w:tcPr>
+          <w:p>
+            <w:pPr>
+              <w:spacing w:after="0"/>
+            </w:pPr>
+            <w:r>
+              <w:rPr>
+                <w:sz w:val="18"/>
+              </w:rPr>
+              <w:t>Lead / Manager of the team, Super Admin</w:t>
+            </w:r>
+          </w:p>
+        </w:tc>
+        <w:tc>
+          <w:tcPr>
+            <w:tcW w:type="dxa" w:w="2677"/>
+          </w:tcPr>
+          <w:p>
+            <w:pPr>
+              <w:spacing w:after="0"/>
+            </w:pPr>
+            <w:r>
+              <w:rPr>
+                <w:sz w:val="18"/>
+              </w:rPr>
+              <w:t>Not for declined/rejected candidates; comment required; must change something</w:t>
+            </w:r>
+          </w:p>
+        </w:tc>
+        <w:tc>
+          <w:tcPr>
+            <w:tcW w:type="dxa" w:w="2677"/>
+          </w:tcPr>
+          <w:p>
+            <w:pPr>
+              <w:spacing w:after="0"/>
+            </w:pPr>
+            <w:r>
+              <w:rPr>
+                <w:sz w:val="18"/>
+              </w:rPr>
+              <w:t xml:space="preserve">Updates </w:t>
+            </w:r>
+            <w:r>
+              <w:rPr>
+                <w:rFonts w:ascii="Consolas" w:hAnsi="Consolas" w:eastAsia="Consolas"/>
+                <w:color w:val="9D174D"/>
+                <w:sz w:val="16"/>
+              </w:rPr>
+              <w:t>billRate</w:t>
+            </w:r>
+            <w:r>
+              <w:rPr>
+                <w:sz w:val="18"/>
+              </w:rPr>
+              <w:t xml:space="preserve"> / </w:t>
+            </w:r>
+            <w:r>
+              <w:rPr>
+                <w:rFonts w:ascii="Consolas" w:hAnsi="Consolas" w:eastAsia="Consolas"/>
+                <w:color w:val="9D174D"/>
+                <w:sz w:val="16"/>
+              </w:rPr>
+              <w:t>payRate</w:t>
+            </w:r>
+            <w:r>
+              <w:rPr>
+                <w:sz w:val="18"/>
+              </w:rPr>
+              <w:t>; trail entry old → new</w:t>
+            </w:r>
+          </w:p>
+        </w:tc>
+      </w:tr>
+      <w:tr>
+        <w:trPr>
+          <w:cantSplit w:val="true"/>
+        </w:trPr>
+        <w:tc>
+          <w:tcPr>
+            <w:tcW w:type="dxa" w:w="1573"/>
+            <w:shd w:val="clear" w:color="auto" w:fill="F1F5F9"/>
+          </w:tcPr>
+          <w:p>
+            <w:pPr>
+              <w:spacing w:after="0"/>
+            </w:pPr>
+            <w:r>
+              <w:rPr>
+                <w:sz w:val="18"/>
+              </w:rPr>
               <w:t>Override approve / decline</w:t>
             </w:r>
           </w:p>
@@ -4888,6 +5189,7 @@
         <w:tc>
           <w:tcPr>
             <w:tcW w:type="dxa" w:w="2677"/>
+            <w:shd w:val="clear" w:color="auto" w:fill="F1F5F9"/>
           </w:tcPr>
           <w:p>
             <w:pPr>
@@ -4904,6 +5206,7 @@
         <w:tc>
           <w:tcPr>
             <w:tcW w:type="dxa" w:w="2677"/>
+            <w:shd w:val="clear" w:color="auto" w:fill="F1F5F9"/>
           </w:tcPr>
           <w:p>
             <w:pPr>
@@ -4920,6 +5223,7 @@
         <w:tc>
           <w:tcPr>
             <w:tcW w:type="dxa" w:w="2677"/>
+            <w:shd w:val="clear" w:color="auto" w:fill="F1F5F9"/>
           </w:tcPr>
           <w:p>
             <w:pPr>
@@ -5330,7 +5634,7 @@
                 <w:color w:val="9D174D"/>
                 <w:sz w:val="16"/>
               </w:rPr>
-              <w:t>JOINED</w:t>
+              <w:t>DROPPED_OUT</w:t>
             </w:r>
           </w:p>
         </w:tc>
@@ -5346,7 +5650,7 @@
               <w:rPr>
                 <w:sz w:val="18"/>
               </w:rPr>
-              <w:t>DOJ approved and no project end date yet</w:t>
+              <w:t>Recorded as a drop out / back out</w:t>
             </w:r>
           </w:p>
         </w:tc>
@@ -5370,7 +5674,7 @@
                 <w:color w:val="9D174D"/>
                 <w:sz w:val="16"/>
               </w:rPr>
-              <w:t>AWAITING_DOJ</w:t>
+              <w:t>JOINED</w:t>
             </w:r>
           </w:p>
         </w:tc>
@@ -5385,17 +5689,9 @@
             </w:pPr>
             <w:r>
               <w:rPr>
-                <w:rFonts w:ascii="Consolas" w:hAnsi="Consolas" w:eastAsia="Consolas"/>
-                <w:color w:val="9D174D"/>
-                <w:sz w:val="16"/>
-              </w:rPr>
-              <w:t>COMPLETED</w:t>
-            </w:r>
-            <w:r>
-              <w:rPr>
-                <w:sz w:val="18"/>
-              </w:rPr>
-              <w:t xml:space="preserve"> (HR, Contracts, Payroll and Accounts all approved)</w:t>
+                <w:sz w:val="18"/>
+              </w:rPr>
+              <w:t>DOJ approved (both approvals) and no approved project end date</w:t>
             </w:r>
           </w:p>
         </w:tc>
@@ -5418,7 +5714,7 @@
                 <w:color w:val="9D174D"/>
                 <w:sz w:val="16"/>
               </w:rPr>
-              <w:t>PENDING_PAYROLL_ACCOUNTS</w:t>
+              <w:t>AWAITING_DOJ</w:t>
             </w:r>
           </w:p>
         </w:tc>
@@ -5436,7 +5732,13 @@
                 <w:color w:val="9D174D"/>
                 <w:sz w:val="16"/>
               </w:rPr>
-              <w:t>IN_PAYROLL_ACCOUNTS_REVIEW</w:t>
+              <w:t>COMPLETED</w:t>
+            </w:r>
+            <w:r>
+              <w:rPr>
+                <w:sz w:val="18"/>
+              </w:rPr>
+              <w:t xml:space="preserve"> (HR, Contracts, Payroll and Accounts all approved)</w:t>
             </w:r>
           </w:p>
         </w:tc>
@@ -5460,20 +5762,62 @@
                 <w:color w:val="9D174D"/>
                 <w:sz w:val="16"/>
               </w:rPr>
-              <w:t>PENDING_CONTRACTS</w:t>
-            </w:r>
-            <w:r>
-              <w:rPr>
-                <w:sz w:val="18"/>
-              </w:rPr>
-              <w:t xml:space="preserve"> / </w:t>
-            </w:r>
+              <w:t>PENDING_PAYROLL_ACCOUNTS</w:t>
+            </w:r>
+          </w:p>
+        </w:tc>
+        <w:tc>
+          <w:tcPr>
+            <w:tcW w:type="dxa" w:w="6101"/>
+            <w:shd w:val="clear" w:color="auto" w:fill="F1F5F9"/>
+          </w:tcPr>
+          <w:p>
+            <w:pPr>
+              <w:spacing w:after="0"/>
+            </w:pPr>
             <w:r>
               <w:rPr>
                 <w:rFonts w:ascii="Consolas" w:hAnsi="Consolas" w:eastAsia="Consolas"/>
                 <w:color w:val="9D174D"/>
                 <w:sz w:val="16"/>
               </w:rPr>
+              <w:t>IN_PAYROLL_ACCOUNTS_REVIEW</w:t>
+            </w:r>
+          </w:p>
+        </w:tc>
+      </w:tr>
+      <w:tr>
+        <w:trPr>
+          <w:cantSplit w:val="true"/>
+        </w:trPr>
+        <w:tc>
+          <w:tcPr>
+            <w:tcW w:type="dxa" w:w="3504"/>
+          </w:tcPr>
+          <w:p>
+            <w:pPr>
+              <w:spacing w:after="0"/>
+            </w:pPr>
+            <w:r>
+              <w:rPr>
+                <w:rFonts w:ascii="Consolas" w:hAnsi="Consolas" w:eastAsia="Consolas"/>
+                <w:color w:val="9D174D"/>
+                <w:sz w:val="16"/>
+              </w:rPr>
+              <w:t>PENDING_CONTRACTS</w:t>
+            </w:r>
+            <w:r>
+              <w:rPr>
+                <w:sz w:val="18"/>
+              </w:rPr>
+              <w:t xml:space="preserve"> / </w:t>
+            </w:r>
+            <w:r>
+              <w:rPr>
+                <w:rFonts w:ascii="Consolas" w:hAnsi="Consolas" w:eastAsia="Consolas"/>
+                <w:color w:val="9D174D"/>
+                <w:sz w:val="16"/>
+              </w:rPr>
               <w:t>PENDING_HR</w:t>
             </w:r>
           </w:p>
@@ -5481,7 +5825,6 @@
         <w:tc>
           <w:tcPr>
             <w:tcW w:type="dxa" w:w="6101"/>
-            <w:shd w:val="clear" w:color="auto" w:fill="F1F5F9"/>
           </w:tcPr>
           <w:p>
             <w:pPr>
@@ -5581,7 +5924,18 @@
         <w:t>EXITED</w:t>
       </w:r>
       <w:r>
-        <w:t xml:space="preserve"> (the Super Admin dashboard shows an </w:t>
+        <w:t xml:space="preserve"> · dropouts = </w:t>
+      </w:r>
+      <w:r>
+        <w:rPr>
+          <w:rFonts w:ascii="Consolas" w:hAnsi="Consolas" w:eastAsia="Consolas"/>
+          <w:color w:val="9D174D"/>
+          <w:sz w:val="19"/>
+        </w:rPr>
+        <w:t>DROPPED_OUT</w:t>
+      </w:r>
+      <w:r>
+        <w:t xml:space="preserve">. The Super Admin dashboard shows cards for Pending, Approved, Declined, Joined, </w:t>
       </w:r>
       <w:r>
         <w:rPr>
@@ -5590,7 +5944,27 @@
         <w:t>Exited</w:t>
       </w:r>
       <w:r>
-        <w:t xml:space="preserve"> card).</w:t>
+        <w:t xml:space="preserve"> and </w:t>
+      </w:r>
+      <w:r>
+        <w:rPr>
+          <w:b/>
+        </w:rPr>
+        <w:t>Drop outs / Back outs</w:t>
+      </w:r>
+      <w:r>
+        <w:t xml:space="preserve">. The summary also returns </w:t>
+      </w:r>
+      <w:r>
+        <w:rPr>
+          <w:rFonts w:ascii="Consolas" w:hAnsi="Consolas" w:eastAsia="Consolas"/>
+          <w:color w:val="9D174D"/>
+          <w:sz w:val="19"/>
+        </w:rPr>
+        <w:t>dojToday</w:t>
+      </w:r>
+      <w:r>
+        <w:t xml:space="preserve"> (see 4.7).</w:t>
       </w:r>
     </w:p>
     <w:p>
@@ -6046,7 +6420,7 @@
         </w:trPr>
         <w:tc>
           <w:tcPr>
-            <w:tcW w:type="dxa" w:w="4747"/>
+            <w:tcW w:type="dxa" w:w="4689"/>
             <w:shd w:val="clear" w:color="auto" w:fill="1E3A8A"/>
           </w:tcPr>
           <w:p>
@@ -6065,7 +6439,7 @@
         </w:tc>
         <w:tc>
           <w:tcPr>
-            <w:tcW w:type="dxa" w:w="4858"/>
+            <w:tcW w:type="dxa" w:w="4915"/>
             <w:shd w:val="clear" w:color="auto" w:fill="1E3A8A"/>
           </w:tcPr>
           <w:p>
@@ -6089,7 +6463,7 @@
         </w:trPr>
         <w:tc>
           <w:tcPr>
-            <w:tcW w:type="dxa" w:w="4747"/>
+            <w:tcW w:type="dxa" w:w="4689"/>
           </w:tcPr>
           <w:p>
             <w:pPr>
@@ -6105,7 +6479,7 @@
         </w:tc>
         <w:tc>
           <w:tcPr>
-            <w:tcW w:type="dxa" w:w="4858"/>
+            <w:tcW w:type="dxa" w:w="4915"/>
           </w:tcPr>
           <w:p>
             <w:pPr>
@@ -6139,7 +6513,7 @@
         </w:trPr>
         <w:tc>
           <w:tcPr>
-            <w:tcW w:type="dxa" w:w="4747"/>
+            <w:tcW w:type="dxa" w:w="4689"/>
             <w:shd w:val="clear" w:color="auto" w:fill="F1F5F9"/>
           </w:tcPr>
           <w:p>
@@ -6156,7 +6530,7 @@
         </w:tc>
         <w:tc>
           <w:tcPr>
-            <w:tcW w:type="dxa" w:w="4858"/>
+            <w:tcW w:type="dxa" w:w="4915"/>
             <w:shd w:val="clear" w:color="auto" w:fill="F1F5F9"/>
           </w:tcPr>
           <w:p>
@@ -6268,7 +6642,7 @@
         </w:trPr>
         <w:tc>
           <w:tcPr>
-            <w:tcW w:type="dxa" w:w="4747"/>
+            <w:tcW w:type="dxa" w:w="4689"/>
           </w:tcPr>
           <w:p>
             <w:pPr>
@@ -6284,7 +6658,7 @@
         </w:tc>
         <w:tc>
           <w:tcPr>
-            <w:tcW w:type="dxa" w:w="4858"/>
+            <w:tcW w:type="dxa" w:w="4915"/>
           </w:tcPr>
           <w:p>
             <w:pPr>
@@ -6313,7 +6687,7 @@
         </w:trPr>
         <w:tc>
           <w:tcPr>
-            <w:tcW w:type="dxa" w:w="4747"/>
+            <w:tcW w:type="dxa" w:w="4689"/>
             <w:shd w:val="clear" w:color="auto" w:fill="F1F5F9"/>
           </w:tcPr>
           <w:p>
@@ -6324,13 +6698,13 @@
               <w:rPr>
                 <w:sz w:val="18"/>
               </w:rPr>
-              <w:t>HR approves, and Contracts approves (each one, separately)</w:t>
-            </w:r>
-          </w:p>
-        </w:tc>
-        <w:tc>
-          <w:tcPr>
-            <w:tcW w:type="dxa" w:w="4858"/>
+              <w:t>HR, Contracts, Payroll or Accounts approves (each one, separately)</w:t>
+            </w:r>
+          </w:p>
+        </w:tc>
+        <w:tc>
+          <w:tcPr>
+            <w:tcW w:type="dxa" w:w="4915"/>
             <w:shd w:val="clear" w:color="auto" w:fill="F1F5F9"/>
           </w:tcPr>
           <w:p>
@@ -6400,6 +6774,19 @@
                 <w:sz w:val="16"/>
               </w:rPr>
               <w:t>superadmin@</w:t>
+            </w:r>
+            <w:r>
+              <w:rPr>
+                <w:sz w:val="18"/>
+              </w:rPr>
+              <w:t xml:space="preserve">, </w:t>
+            </w:r>
+            <w:r>
+              <w:rPr>
+                <w:b/>
+                <w:sz w:val="18"/>
+              </w:rPr>
+              <w:t>and the team's Sales Lead and Sales Manager</w:t>
             </w:r>
             <w:r>
               <w:rPr>
@@ -6416,7 +6803,7 @@
         </w:trPr>
         <w:tc>
           <w:tcPr>
-            <w:tcW w:type="dxa" w:w="4747"/>
+            <w:tcW w:type="dxa" w:w="4689"/>
           </w:tcPr>
           <w:p>
             <w:pPr>
@@ -6432,7 +6819,7 @@
         </w:tc>
         <w:tc>
           <w:tcPr>
-            <w:tcW w:type="dxa" w:w="4858"/>
+            <w:tcW w:type="dxa" w:w="4915"/>
           </w:tcPr>
           <w:p>
             <w:pPr>
@@ -6461,7 +6848,7 @@
         </w:trPr>
         <w:tc>
           <w:tcPr>
-            <w:tcW w:type="dxa" w:w="4747"/>
+            <w:tcW w:type="dxa" w:w="4689"/>
             <w:shd w:val="clear" w:color="auto" w:fill="F1F5F9"/>
           </w:tcPr>
           <w:p>
@@ -6478,7 +6865,7 @@
         </w:tc>
         <w:tc>
           <w:tcPr>
-            <w:tcW w:type="dxa" w:w="4858"/>
+            <w:tcW w:type="dxa" w:w="4915"/>
             <w:shd w:val="clear" w:color="auto" w:fill="F1F5F9"/>
           </w:tcPr>
           <w:p>
@@ -6514,23 +6901,23 @@
         </w:trPr>
         <w:tc>
           <w:tcPr>
-            <w:tcW w:type="dxa" w:w="4747"/>
-          </w:tcPr>
-          <w:p>
-            <w:pPr>
-              <w:spacing w:after="0"/>
-            </w:pPr>
-            <w:r>
-              <w:rPr>
-                <w:sz w:val="18"/>
-              </w:rPr>
-              <w:t>DOJ approved</w:t>
-            </w:r>
-          </w:p>
-        </w:tc>
-        <w:tc>
-          <w:tcPr>
-            <w:tcW w:type="dxa" w:w="4858"/>
+            <w:tcW w:type="dxa" w:w="4689"/>
+          </w:tcPr>
+          <w:p>
+            <w:pPr>
+              <w:spacing w:after="0"/>
+            </w:pPr>
+            <w:r>
+              <w:rPr>
+                <w:sz w:val="18"/>
+              </w:rPr>
+              <w:t>DOJ approved by one side (Lead / Manager or HR)</w:t>
+            </w:r>
+          </w:p>
+        </w:tc>
+        <w:tc>
+          <w:tcPr>
+            <w:tcW w:type="dxa" w:w="4915"/>
           </w:tcPr>
           <w:p>
             <w:pPr>
@@ -6542,7 +6929,7 @@
                 <w:color w:val="9D174D"/>
                 <w:sz w:val="16"/>
               </w:rPr>
-              <w:t>payroll@</w:t>
+              <w:t>hr@</w:t>
             </w:r>
             <w:r>
               <w:rPr>
@@ -6556,13 +6943,13 @@
                 <w:color w:val="9D174D"/>
                 <w:sz w:val="16"/>
               </w:rPr>
-              <w:t>accounts@</w:t>
-            </w:r>
-            <w:r>
-              <w:rPr>
-                <w:sz w:val="18"/>
-              </w:rPr>
-              <w:t xml:space="preserve">, the recruiter + </w:t>
+              <w:t>contracts@</w:t>
+            </w:r>
+            <w:r>
+              <w:rPr>
+                <w:sz w:val="18"/>
+              </w:rPr>
+              <w:t xml:space="preserve">, </w:t>
             </w:r>
             <w:r>
               <w:rPr>
@@ -6570,7 +6957,41 @@
                 <w:color w:val="9D174D"/>
                 <w:sz w:val="16"/>
               </w:rPr>
+              <w:t>payroll@</w:t>
+            </w:r>
+            <w:r>
+              <w:rPr>
+                <w:sz w:val="18"/>
+              </w:rPr>
+              <w:t xml:space="preserve">, </w:t>
+            </w:r>
+            <w:r>
+              <w:rPr>
+                <w:rFonts w:ascii="Consolas" w:hAnsi="Consolas" w:eastAsia="Consolas"/>
+                <w:color w:val="9D174D"/>
+                <w:sz w:val="16"/>
+              </w:rPr>
+              <w:t>accounts@</w:t>
+            </w:r>
+            <w:r>
+              <w:rPr>
+                <w:sz w:val="18"/>
+              </w:rPr>
+              <w:t xml:space="preserve"> + </w:t>
+            </w:r>
+            <w:r>
+              <w:rPr>
+                <w:rFonts w:ascii="Consolas" w:hAnsi="Consolas" w:eastAsia="Consolas"/>
+                <w:color w:val="9D174D"/>
+                <w:sz w:val="16"/>
+              </w:rPr>
               <w:t>superadmin@</w:t>
+            </w:r>
+            <w:r>
+              <w:rPr>
+                <w:sz w:val="18"/>
+              </w:rPr>
+              <w:t>, the other approver and the recruiter ("waiting for HR / the Sales Lead")</w:t>
             </w:r>
           </w:p>
         </w:tc>
@@ -6581,7 +7002,7 @@
         </w:trPr>
         <w:tc>
           <w:tcPr>
-            <w:tcW w:type="dxa" w:w="4747"/>
+            <w:tcW w:type="dxa" w:w="4689"/>
             <w:shd w:val="clear" w:color="auto" w:fill="F1F5F9"/>
           </w:tcPr>
           <w:p>
@@ -6592,13 +7013,13 @@
               <w:rPr>
                 <w:sz w:val="18"/>
               </w:rPr>
-              <w:t>Project end date raised by the recruiter</w:t>
-            </w:r>
-          </w:p>
-        </w:tc>
-        <w:tc>
-          <w:tcPr>
-            <w:tcW w:type="dxa" w:w="4858"/>
+              <w:t>DOJ approved by both</w:t>
+            </w:r>
+          </w:p>
+        </w:tc>
+        <w:tc>
+          <w:tcPr>
+            <w:tcW w:type="dxa" w:w="4915"/>
             <w:shd w:val="clear" w:color="auto" w:fill="F1F5F9"/>
           </w:tcPr>
           <w:p>
@@ -6609,21 +7030,7 @@
               <w:rPr>
                 <w:sz w:val="18"/>
               </w:rPr>
-              <w:t xml:space="preserve">The team's Sales Lead and Sales Manager + </w:t>
-            </w:r>
-            <w:r>
-              <w:rPr>
-                <w:rFonts w:ascii="Consolas" w:hAnsi="Consolas" w:eastAsia="Consolas"/>
-                <w:color w:val="9D174D"/>
-                <w:sz w:val="16"/>
-              </w:rPr>
-              <w:t>superadmin@</w:t>
-            </w:r>
-            <w:r>
-              <w:rPr>
-                <w:sz w:val="18"/>
-              </w:rPr>
-              <w:t xml:space="preserve"> ("please approve or decline")</w:t>
+              <w:t>The same people ("the Date of Joining is approved"): everyone in the loop</w:t>
             </w:r>
           </w:p>
         </w:tc>
@@ -6634,23 +7041,23 @@
         </w:trPr>
         <w:tc>
           <w:tcPr>
-            <w:tcW w:type="dxa" w:w="4747"/>
-          </w:tcPr>
-          <w:p>
-            <w:pPr>
-              <w:spacing w:after="0"/>
-            </w:pPr>
-            <w:r>
-              <w:rPr>
-                <w:sz w:val="18"/>
-              </w:rPr>
-              <w:t>Project end date approved / changed by an approver (candidate exits)</w:t>
-            </w:r>
-          </w:p>
-        </w:tc>
-        <w:tc>
-          <w:tcPr>
-            <w:tcW w:type="dxa" w:w="4858"/>
+            <w:tcW w:type="dxa" w:w="4689"/>
+          </w:tcPr>
+          <w:p>
+            <w:pPr>
+              <w:spacing w:after="0"/>
+            </w:pPr>
+            <w:r>
+              <w:rPr>
+                <w:sz w:val="18"/>
+              </w:rPr>
+              <w:t>Drop out / back out recorded</w:t>
+            </w:r>
+          </w:p>
+        </w:tc>
+        <w:tc>
+          <w:tcPr>
+            <w:tcW w:type="dxa" w:w="4915"/>
           </w:tcPr>
           <w:p>
             <w:pPr>
@@ -6710,7 +7117,7 @@
               <w:rPr>
                 <w:sz w:val="18"/>
               </w:rPr>
-              <w:t xml:space="preserve">, the recruiter, the other approver + </w:t>
+              <w:t xml:space="preserve"> + </w:t>
             </w:r>
             <w:r>
               <w:rPr>
@@ -6719,6 +7126,12 @@
                 <w:sz w:val="16"/>
               </w:rPr>
               <w:t>superadmin@</w:t>
+            </w:r>
+            <w:r>
+              <w:rPr>
+                <w:sz w:val="18"/>
+              </w:rPr>
+              <w:t>, the Sales Lead, the Sales Manager and the recruiter (not the person who recorded it)</w:t>
             </w:r>
           </w:p>
         </w:tc>
@@ -6729,7 +7142,7 @@
         </w:trPr>
         <w:tc>
           <w:tcPr>
-            <w:tcW w:type="dxa" w:w="4747"/>
+            <w:tcW w:type="dxa" w:w="4689"/>
             <w:shd w:val="clear" w:color="auto" w:fill="F1F5F9"/>
           </w:tcPr>
           <w:p>
@@ -6740,19 +7153,38 @@
               <w:rPr>
                 <w:sz w:val="18"/>
               </w:rPr>
-              <w:t>Details edited by HR</w:t>
-            </w:r>
-          </w:p>
-        </w:tc>
-        <w:tc>
-          <w:tcPr>
-            <w:tcW w:type="dxa" w:w="4858"/>
+              <w:t>Project end date raised by the recruiter</w:t>
+            </w:r>
+          </w:p>
+        </w:tc>
+        <w:tc>
+          <w:tcPr>
+            <w:tcW w:type="dxa" w:w="4915"/>
             <w:shd w:val="clear" w:color="auto" w:fill="F1F5F9"/>
           </w:tcPr>
           <w:p>
             <w:pPr>
               <w:spacing w:after="0"/>
             </w:pPr>
+            <w:r>
+              <w:rPr>
+                <w:sz w:val="18"/>
+              </w:rPr>
+              <w:t xml:space="preserve">The team's Sales Lead, Sales Manager and </w:t>
+            </w:r>
+            <w:r>
+              <w:rPr>
+                <w:b/>
+                <w:sz w:val="18"/>
+              </w:rPr>
+              <w:t>HR</w:t>
+            </w:r>
+            <w:r>
+              <w:rPr>
+                <w:sz w:val="18"/>
+              </w:rPr>
+              <w:t xml:space="preserve"> (</w:t>
+            </w:r>
             <w:r>
               <w:rPr>
                 <w:rFonts w:ascii="Consolas" w:hAnsi="Consolas" w:eastAsia="Consolas"/>
@@ -6765,7 +7197,7 @@
               <w:rPr>
                 <w:sz w:val="18"/>
               </w:rPr>
-              <w:t xml:space="preserve">, </w:t>
+              <w:t xml:space="preserve">) + </w:t>
             </w:r>
             <w:r>
               <w:rPr>
@@ -6773,55 +7205,13 @@
                 <w:color w:val="9D174D"/>
                 <w:sz w:val="16"/>
               </w:rPr>
-              <w:t>contracts@</w:t>
-            </w:r>
-            <w:r>
-              <w:rPr>
-                <w:sz w:val="18"/>
-              </w:rPr>
-              <w:t xml:space="preserve">, </w:t>
-            </w:r>
-            <w:r>
-              <w:rPr>
-                <w:rFonts w:ascii="Consolas" w:hAnsi="Consolas" w:eastAsia="Consolas"/>
-                <w:color w:val="9D174D"/>
-                <w:sz w:val="16"/>
-              </w:rPr>
-              <w:t>payroll@</w:t>
-            </w:r>
-            <w:r>
-              <w:rPr>
-                <w:sz w:val="18"/>
-              </w:rPr>
-              <w:t xml:space="preserve">, </w:t>
-            </w:r>
-            <w:r>
-              <w:rPr>
-                <w:rFonts w:ascii="Consolas" w:hAnsi="Consolas" w:eastAsia="Consolas"/>
-                <w:color w:val="9D174D"/>
-                <w:sz w:val="16"/>
-              </w:rPr>
-              <w:t>accounts@</w:t>
-            </w:r>
-            <w:r>
-              <w:rPr>
-                <w:sz w:val="18"/>
-              </w:rPr>
-              <w:t xml:space="preserve">, the Lead, the Manager, the recruiter + </w:t>
-            </w:r>
-            <w:r>
-              <w:rPr>
-                <w:rFonts w:ascii="Consolas" w:hAnsi="Consolas" w:eastAsia="Consolas"/>
-                <w:color w:val="9D174D"/>
-                <w:sz w:val="16"/>
-              </w:rPr>
               <w:t>superadmin@</w:t>
             </w:r>
             <w:r>
               <w:rPr>
                 <w:sz w:val="18"/>
               </w:rPr>
-              <w:t>; the email lists the changes (old → new)</w:t>
+              <w:t xml:space="preserve"> ("both must approve")</w:t>
             </w:r>
           </w:p>
         </w:tc>
@@ -6832,97 +7222,33 @@
         </w:trPr>
         <w:tc>
           <w:tcPr>
-            <w:tcW w:type="dxa" w:w="4747"/>
-          </w:tcPr>
-          <w:p>
-            <w:pPr>
-              <w:spacing w:after="0"/>
-            </w:pPr>
-            <w:r>
-              <w:rPr>
-                <w:sz w:val="18"/>
-              </w:rPr>
-              <w:t>Rates changed</w:t>
-            </w:r>
-          </w:p>
-        </w:tc>
-        <w:tc>
-          <w:tcPr>
-            <w:tcW w:type="dxa" w:w="4858"/>
-          </w:tcPr>
-          <w:p>
-            <w:pPr>
-              <w:spacing w:after="0"/>
-            </w:pPr>
-            <w:r>
-              <w:rPr>
-                <w:rFonts w:ascii="Consolas" w:hAnsi="Consolas" w:eastAsia="Consolas"/>
-                <w:color w:val="9D174D"/>
-                <w:sz w:val="16"/>
-              </w:rPr>
-              <w:t>hr@</w:t>
-            </w:r>
-            <w:r>
-              <w:rPr>
-                <w:sz w:val="18"/>
-              </w:rPr>
-              <w:t xml:space="preserve">, </w:t>
-            </w:r>
-            <w:r>
-              <w:rPr>
-                <w:rFonts w:ascii="Consolas" w:hAnsi="Consolas" w:eastAsia="Consolas"/>
-                <w:color w:val="9D174D"/>
-                <w:sz w:val="16"/>
-              </w:rPr>
-              <w:t>contracts@</w:t>
-            </w:r>
-            <w:r>
-              <w:rPr>
-                <w:sz w:val="18"/>
-              </w:rPr>
-              <w:t xml:space="preserve">, </w:t>
-            </w:r>
-            <w:r>
-              <w:rPr>
-                <w:rFonts w:ascii="Consolas" w:hAnsi="Consolas" w:eastAsia="Consolas"/>
-                <w:color w:val="9D174D"/>
-                <w:sz w:val="16"/>
-              </w:rPr>
-              <w:t>payroll@</w:t>
-            </w:r>
-            <w:r>
-              <w:rPr>
-                <w:sz w:val="18"/>
-              </w:rPr>
-              <w:t xml:space="preserve">, </w:t>
-            </w:r>
-            <w:r>
-              <w:rPr>
-                <w:rFonts w:ascii="Consolas" w:hAnsi="Consolas" w:eastAsia="Consolas"/>
-                <w:color w:val="9D174D"/>
-                <w:sz w:val="16"/>
-              </w:rPr>
-              <w:t>accounts@</w:t>
-            </w:r>
-            <w:r>
-              <w:rPr>
-                <w:sz w:val="18"/>
-              </w:rPr>
-              <w:t xml:space="preserve">, the Lead, the Manager, the recruiter + </w:t>
-            </w:r>
-            <w:r>
-              <w:rPr>
-                <w:rFonts w:ascii="Consolas" w:hAnsi="Consolas" w:eastAsia="Consolas"/>
-                <w:color w:val="9D174D"/>
-                <w:sz w:val="16"/>
-              </w:rPr>
-              <w:t>superadmin@</w:t>
-            </w:r>
-            <w:r>
-              <w:rPr>
-                <w:sz w:val="18"/>
-              </w:rPr>
-              <w:t xml:space="preserve"> (not the person who changed them)</w:t>
+            <w:tcW w:type="dxa" w:w="4689"/>
+          </w:tcPr>
+          <w:p>
+            <w:pPr>
+              <w:spacing w:after="0"/>
+            </w:pPr>
+            <w:r>
+              <w:rPr>
+                <w:sz w:val="18"/>
+              </w:rPr>
+              <w:t>Project end date approved by one side (Lead / Manager or HR)</w:t>
+            </w:r>
+          </w:p>
+        </w:tc>
+        <w:tc>
+          <w:tcPr>
+            <w:tcW w:type="dxa" w:w="4915"/>
+          </w:tcPr>
+          <w:p>
+            <w:pPr>
+              <w:spacing w:after="0"/>
+            </w:pPr>
+            <w:r>
+              <w:rPr>
+                <w:sz w:val="18"/>
+              </w:rPr>
+              <w:t>Everyone in the loop ("waiting for HR / the Sales Lead")</w:t>
             </w:r>
           </w:p>
         </w:tc>
@@ -6933,7 +7259,7 @@
         </w:trPr>
         <w:tc>
           <w:tcPr>
-            <w:tcW w:type="dxa" w:w="4747"/>
+            <w:tcW w:type="dxa" w:w="4689"/>
             <w:shd w:val="clear" w:color="auto" w:fill="F1F5F9"/>
           </w:tcPr>
           <w:p>
@@ -6944,13 +7270,13 @@
               <w:rPr>
                 <w:sz w:val="18"/>
               </w:rPr>
-              <w:t>Super Admin override</w:t>
-            </w:r>
-          </w:p>
-        </w:tc>
-        <w:tc>
-          <w:tcPr>
-            <w:tcW w:type="dxa" w:w="4858"/>
+              <w:t>Project end date approved by both (candidate exits)</w:t>
+            </w:r>
+          </w:p>
+        </w:tc>
+        <w:tc>
+          <w:tcPr>
+            <w:tcW w:type="dxa" w:w="4915"/>
             <w:shd w:val="clear" w:color="auto" w:fill="F1F5F9"/>
           </w:tcPr>
           <w:p>
@@ -6991,7 +7317,7 @@
                 <w:color w:val="9D174D"/>
                 <w:sz w:val="16"/>
               </w:rPr>
-              <w:t>accounts@</w:t>
+              <w:t>payroll@</w:t>
             </w:r>
             <w:r>
               <w:rPr>
@@ -7005,13 +7331,13 @@
                 <w:color w:val="9D174D"/>
                 <w:sz w:val="16"/>
               </w:rPr>
-              <w:t>payroll@</w:t>
-            </w:r>
-            <w:r>
-              <w:rPr>
-                <w:sz w:val="18"/>
-              </w:rPr>
-              <w:t xml:space="preserve">, the Sales Lead and Manager + </w:t>
+              <w:t>accounts@</w:t>
+            </w:r>
+            <w:r>
+              <w:rPr>
+                <w:sz w:val="18"/>
+              </w:rPr>
+              <w:t xml:space="preserve">, the recruiter, the other approver + </w:t>
             </w:r>
             <w:r>
               <w:rPr>
@@ -7030,7 +7356,307 @@
         </w:trPr>
         <w:tc>
           <w:tcPr>
-            <w:tcW w:type="dxa" w:w="4747"/>
+            <w:tcW w:type="dxa" w:w="4689"/>
+          </w:tcPr>
+          <w:p>
+            <w:pPr>
+              <w:spacing w:after="0"/>
+            </w:pPr>
+            <w:r>
+              <w:rPr>
+                <w:sz w:val="18"/>
+              </w:rPr>
+              <w:t>Details edited by HR</w:t>
+            </w:r>
+          </w:p>
+        </w:tc>
+        <w:tc>
+          <w:tcPr>
+            <w:tcW w:type="dxa" w:w="4915"/>
+          </w:tcPr>
+          <w:p>
+            <w:pPr>
+              <w:spacing w:after="0"/>
+            </w:pPr>
+            <w:r>
+              <w:rPr>
+                <w:rFonts w:ascii="Consolas" w:hAnsi="Consolas" w:eastAsia="Consolas"/>
+                <w:color w:val="9D174D"/>
+                <w:sz w:val="16"/>
+              </w:rPr>
+              <w:t>hr@</w:t>
+            </w:r>
+            <w:r>
+              <w:rPr>
+                <w:sz w:val="18"/>
+              </w:rPr>
+              <w:t xml:space="preserve">, </w:t>
+            </w:r>
+            <w:r>
+              <w:rPr>
+                <w:rFonts w:ascii="Consolas" w:hAnsi="Consolas" w:eastAsia="Consolas"/>
+                <w:color w:val="9D174D"/>
+                <w:sz w:val="16"/>
+              </w:rPr>
+              <w:t>contracts@</w:t>
+            </w:r>
+            <w:r>
+              <w:rPr>
+                <w:sz w:val="18"/>
+              </w:rPr>
+              <w:t xml:space="preserve">, </w:t>
+            </w:r>
+            <w:r>
+              <w:rPr>
+                <w:rFonts w:ascii="Consolas" w:hAnsi="Consolas" w:eastAsia="Consolas"/>
+                <w:color w:val="9D174D"/>
+                <w:sz w:val="16"/>
+              </w:rPr>
+              <w:t>payroll@</w:t>
+            </w:r>
+            <w:r>
+              <w:rPr>
+                <w:sz w:val="18"/>
+              </w:rPr>
+              <w:t xml:space="preserve">, </w:t>
+            </w:r>
+            <w:r>
+              <w:rPr>
+                <w:rFonts w:ascii="Consolas" w:hAnsi="Consolas" w:eastAsia="Consolas"/>
+                <w:color w:val="9D174D"/>
+                <w:sz w:val="16"/>
+              </w:rPr>
+              <w:t>accounts@</w:t>
+            </w:r>
+            <w:r>
+              <w:rPr>
+                <w:sz w:val="18"/>
+              </w:rPr>
+              <w:t xml:space="preserve">, the Lead, the Manager, the recruiter + </w:t>
+            </w:r>
+            <w:r>
+              <w:rPr>
+                <w:rFonts w:ascii="Consolas" w:hAnsi="Consolas" w:eastAsia="Consolas"/>
+                <w:color w:val="9D174D"/>
+                <w:sz w:val="16"/>
+              </w:rPr>
+              <w:t>superadmin@</w:t>
+            </w:r>
+            <w:r>
+              <w:rPr>
+                <w:sz w:val="18"/>
+              </w:rPr>
+              <w:t>; the email lists the changes (old → new)</w:t>
+            </w:r>
+          </w:p>
+        </w:tc>
+      </w:tr>
+      <w:tr>
+        <w:trPr>
+          <w:cantSplit w:val="true"/>
+        </w:trPr>
+        <w:tc>
+          <w:tcPr>
+            <w:tcW w:type="dxa" w:w="4689"/>
+            <w:shd w:val="clear" w:color="auto" w:fill="F1F5F9"/>
+          </w:tcPr>
+          <w:p>
+            <w:pPr>
+              <w:spacing w:after="0"/>
+            </w:pPr>
+            <w:r>
+              <w:rPr>
+                <w:sz w:val="18"/>
+              </w:rPr>
+              <w:t>Rates changed</w:t>
+            </w:r>
+          </w:p>
+        </w:tc>
+        <w:tc>
+          <w:tcPr>
+            <w:tcW w:type="dxa" w:w="4915"/>
+            <w:shd w:val="clear" w:color="auto" w:fill="F1F5F9"/>
+          </w:tcPr>
+          <w:p>
+            <w:pPr>
+              <w:spacing w:after="0"/>
+            </w:pPr>
+            <w:r>
+              <w:rPr>
+                <w:rFonts w:ascii="Consolas" w:hAnsi="Consolas" w:eastAsia="Consolas"/>
+                <w:color w:val="9D174D"/>
+                <w:sz w:val="16"/>
+              </w:rPr>
+              <w:t>hr@</w:t>
+            </w:r>
+            <w:r>
+              <w:rPr>
+                <w:sz w:val="18"/>
+              </w:rPr>
+              <w:t xml:space="preserve">, </w:t>
+            </w:r>
+            <w:r>
+              <w:rPr>
+                <w:rFonts w:ascii="Consolas" w:hAnsi="Consolas" w:eastAsia="Consolas"/>
+                <w:color w:val="9D174D"/>
+                <w:sz w:val="16"/>
+              </w:rPr>
+              <w:t>contracts@</w:t>
+            </w:r>
+            <w:r>
+              <w:rPr>
+                <w:sz w:val="18"/>
+              </w:rPr>
+              <w:t xml:space="preserve">, </w:t>
+            </w:r>
+            <w:r>
+              <w:rPr>
+                <w:rFonts w:ascii="Consolas" w:hAnsi="Consolas" w:eastAsia="Consolas"/>
+                <w:color w:val="9D174D"/>
+                <w:sz w:val="16"/>
+              </w:rPr>
+              <w:t>payroll@</w:t>
+            </w:r>
+            <w:r>
+              <w:rPr>
+                <w:sz w:val="18"/>
+              </w:rPr>
+              <w:t xml:space="preserve">, </w:t>
+            </w:r>
+            <w:r>
+              <w:rPr>
+                <w:rFonts w:ascii="Consolas" w:hAnsi="Consolas" w:eastAsia="Consolas"/>
+                <w:color w:val="9D174D"/>
+                <w:sz w:val="16"/>
+              </w:rPr>
+              <w:t>accounts@</w:t>
+            </w:r>
+            <w:r>
+              <w:rPr>
+                <w:sz w:val="18"/>
+              </w:rPr>
+              <w:t xml:space="preserve">, the Lead, the Manager, the recruiter + </w:t>
+            </w:r>
+            <w:r>
+              <w:rPr>
+                <w:rFonts w:ascii="Consolas" w:hAnsi="Consolas" w:eastAsia="Consolas"/>
+                <w:color w:val="9D174D"/>
+                <w:sz w:val="16"/>
+              </w:rPr>
+              <w:t>superadmin@</w:t>
+            </w:r>
+            <w:r>
+              <w:rPr>
+                <w:sz w:val="18"/>
+              </w:rPr>
+              <w:t xml:space="preserve"> (not the person who changed them)</w:t>
+            </w:r>
+          </w:p>
+        </w:tc>
+      </w:tr>
+      <w:tr>
+        <w:trPr>
+          <w:cantSplit w:val="true"/>
+        </w:trPr>
+        <w:tc>
+          <w:tcPr>
+            <w:tcW w:type="dxa" w:w="4689"/>
+          </w:tcPr>
+          <w:p>
+            <w:pPr>
+              <w:spacing w:after="0"/>
+            </w:pPr>
+            <w:r>
+              <w:rPr>
+                <w:sz w:val="18"/>
+              </w:rPr>
+              <w:t>Super Admin override</w:t>
+            </w:r>
+          </w:p>
+        </w:tc>
+        <w:tc>
+          <w:tcPr>
+            <w:tcW w:type="dxa" w:w="4915"/>
+          </w:tcPr>
+          <w:p>
+            <w:pPr>
+              <w:spacing w:after="0"/>
+            </w:pPr>
+            <w:r>
+              <w:rPr>
+                <w:rFonts w:ascii="Consolas" w:hAnsi="Consolas" w:eastAsia="Consolas"/>
+                <w:color w:val="9D174D"/>
+                <w:sz w:val="16"/>
+              </w:rPr>
+              <w:t>hr@</w:t>
+            </w:r>
+            <w:r>
+              <w:rPr>
+                <w:sz w:val="18"/>
+              </w:rPr>
+              <w:t xml:space="preserve">, </w:t>
+            </w:r>
+            <w:r>
+              <w:rPr>
+                <w:rFonts w:ascii="Consolas" w:hAnsi="Consolas" w:eastAsia="Consolas"/>
+                <w:color w:val="9D174D"/>
+                <w:sz w:val="16"/>
+              </w:rPr>
+              <w:t>contracts@</w:t>
+            </w:r>
+            <w:r>
+              <w:rPr>
+                <w:sz w:val="18"/>
+              </w:rPr>
+              <w:t xml:space="preserve">, </w:t>
+            </w:r>
+            <w:r>
+              <w:rPr>
+                <w:rFonts w:ascii="Consolas" w:hAnsi="Consolas" w:eastAsia="Consolas"/>
+                <w:color w:val="9D174D"/>
+                <w:sz w:val="16"/>
+              </w:rPr>
+              <w:t>accounts@</w:t>
+            </w:r>
+            <w:r>
+              <w:rPr>
+                <w:sz w:val="18"/>
+              </w:rPr>
+              <w:t xml:space="preserve">, </w:t>
+            </w:r>
+            <w:r>
+              <w:rPr>
+                <w:rFonts w:ascii="Consolas" w:hAnsi="Consolas" w:eastAsia="Consolas"/>
+                <w:color w:val="9D174D"/>
+                <w:sz w:val="16"/>
+              </w:rPr>
+              <w:t>payroll@</w:t>
+            </w:r>
+            <w:r>
+              <w:rPr>
+                <w:sz w:val="18"/>
+              </w:rPr>
+              <w:t xml:space="preserve">, the Sales Lead and Manager + </w:t>
+            </w:r>
+            <w:r>
+              <w:rPr>
+                <w:rFonts w:ascii="Consolas" w:hAnsi="Consolas" w:eastAsia="Consolas"/>
+                <w:color w:val="9D174D"/>
+                <w:sz w:val="16"/>
+              </w:rPr>
+              <w:t>superadmin@</w:t>
+            </w:r>
+          </w:p>
+        </w:tc>
+      </w:tr>
+      <w:tr>
+        <w:trPr>
+          <w:cantSplit w:val="true"/>
+        </w:trPr>
+        <w:tc>
+          <w:tcPr>
+            <w:tcW w:type="dxa" w:w="4689"/>
+            <w:shd w:val="clear" w:color="auto" w:fill="F1F5F9"/>
           </w:tcPr>
           <w:p>
             <w:pPr>
@@ -7046,7 +7672,8 @@
         </w:tc>
         <w:tc>
           <w:tcPr>
-            <w:tcW w:type="dxa" w:w="4858"/>
+            <w:tcW w:type="dxa" w:w="4915"/>
+            <w:shd w:val="clear" w:color="auto" w:fill="F1F5F9"/>
           </w:tcPr>
           <w:p>
             <w:pPr>
@@ -7508,7 +8135,7 @@
               <w:rPr>
                 <w:sz w:val="18"/>
               </w:rPr>
-              <w:t xml:space="preserve"> and </w:t>
+              <w:t xml:space="preserve"> (a dropdown of the 50 US states and DC) and </w:t>
             </w:r>
             <w:r>
               <w:rPr>
@@ -7521,7 +8148,7 @@
               <w:rPr>
                 <w:sz w:val="18"/>
               </w:rPr>
-              <w:t xml:space="preserve"> (two separate mandatory fields), reporting manager / email / contact (optional)</w:t>
+              <w:t xml:space="preserve"> (the city / work site), two separate mandatory fields, reporting manager / email / contact (optional)</w:t>
             </w:r>
           </w:p>
         </w:tc>
@@ -7623,7 +8250,20 @@
               <w:rPr>
                 <w:sz w:val="18"/>
               </w:rPr>
-              <w:t xml:space="preserve"> (pay rate ÷ bill rate × 100, using the discounted bill rate when there is a discount; worked out, never stored), start date, DOJ (optional), CC company (optional), referral (optional), referral amount (optional), SSN (optional), visa status, work authorization expiry (not for US Citizen / Green Card), relocation expenses, pay cycle (Weekly, Bi-weekly, Semi-monthly, Monthly, Other), existing employee, H1 transfer details (H1 Transfer only), job description</w:t>
+              <w:t xml:space="preserve"> (pay rate ÷ bill rate × 100, using the discounted bill rate when there is a discount; worked out, never stored), start date, DOJ (optional), CC company (optional), referral (optional), referral amount (optional), SSN (optional), visa status, work authorization expiry (</w:t>
+            </w:r>
+            <w:r>
+              <w:rPr>
+                <w:b/>
+                <w:sz w:val="18"/>
+              </w:rPr>
+              <w:t>optional</w:t>
+            </w:r>
+            <w:r>
+              <w:rPr>
+                <w:sz w:val="18"/>
+              </w:rPr>
+              <w:t>: if the recruiter leaves it empty, HR can fill it in later through Edit details), relocation expenses, pay cycle (Weekly, Bi-weekly, Semi-monthly, Monthly, Other), existing employee, H1 transfer details (H1 Transfer only), job description</w:t>
             </w:r>
           </w:p>
         </w:tc>
@@ -7653,7 +8293,62 @@
         <w:pStyle w:val="Heading2"/>
       </w:pPr>
       <w:r>
-        <w:t>4.6 User, team and account lifecycle</w:t>
+        <w:t>4.6 Joining today</w:t>
+      </w:r>
+    </w:p>
+    <w:p>
+      <w:r>
+        <w:t xml:space="preserve">When a candidate's Date of Joining is </w:t>
+      </w:r>
+      <w:r>
+        <w:rPr>
+          <w:b/>
+        </w:rPr>
+        <w:t>today</w:t>
+      </w:r>
+      <w:r>
+        <w:t xml:space="preserve"> (server date), the Sales Lead, Sales Manager and HR see a card at the top of their Candidates page ("N candidates join today") with a button that lists only those candidates (</w:t>
+      </w:r>
+      <w:r>
+        <w:rPr>
+          <w:rFonts w:ascii="Consolas" w:hAnsi="Consolas" w:eastAsia="Consolas"/>
+          <w:color w:val="9D174D"/>
+          <w:sz w:val="19"/>
+        </w:rPr>
+        <w:t>GET /api/candidates?dojToday=true</w:t>
+      </w:r>
+      <w:r>
+        <w:t xml:space="preserve">; the count is </w:t>
+      </w:r>
+      <w:r>
+        <w:rPr>
+          <w:rFonts w:ascii="Consolas" w:hAnsi="Consolas" w:eastAsia="Consolas"/>
+          <w:color w:val="9D174D"/>
+          <w:sz w:val="19"/>
+        </w:rPr>
+        <w:t>dojToday</w:t>
+      </w:r>
+      <w:r>
+        <w:t xml:space="preserve"> in </w:t>
+      </w:r>
+      <w:r>
+        <w:rPr>
+          <w:rFonts w:ascii="Consolas" w:hAnsi="Consolas" w:eastAsia="Consolas"/>
+          <w:color w:val="9D174D"/>
+          <w:sz w:val="19"/>
+        </w:rPr>
+        <w:t>/api/candidates/summary</w:t>
+      </w:r>
+      <w:r>
+        <w:t>). Candidates that were declined, rejected or dropped out are not counted.</w:t>
+      </w:r>
+    </w:p>
+    <w:p>
+      <w:pPr>
+        <w:pStyle w:val="Heading2"/>
+      </w:pPr>
+      <w:r>
+        <w:t>4.7 User, team and account lifecycle</w:t>
       </w:r>
     </w:p>
     <w:p>
@@ -8013,7 +8708,7 @@
         <w:spacing w:after="40"/>
       </w:pPr>
       <w:r>
-        <w:t xml:space="preserve">Schema evolution uses </w:t>
+        <w:t xml:space="preserve">The app runs with </w:t>
       </w:r>
       <w:r>
         <w:rPr>
@@ -8021,10 +8716,10 @@
           <w:color w:val="9D174D"/>
           <w:sz w:val="19"/>
         </w:rPr>
-        <w:t>ddl-auto=update</w:t>
+        <w:t>ddl-auto=validate</w:t>
       </w:r>
       <w:r>
-        <w:t xml:space="preserve">. It adds tables and columns but never changes constraints or drops anything, so those need manual SQL: </w:t>
+        <w:t xml:space="preserve">: it checks the schema at startup and never changes it, so every schema change (columns, tables, CHECK constraints) is a SQL script run before deploying: </w:t>
       </w:r>
       <w:r>
         <w:rPr>
@@ -8222,7 +8917,7 @@
         </w:trPr>
         <w:tc>
           <w:tcPr>
-            <w:tcW w:type="dxa" w:w="2168"/>
+            <w:tcW w:type="dxa" w:w="2725"/>
             <w:shd w:val="clear" w:color="auto" w:fill="1E3A8A"/>
           </w:tcPr>
           <w:p>
@@ -8241,7 +8936,7 @@
         </w:tc>
         <w:tc>
           <w:tcPr>
-            <w:tcW w:type="dxa" w:w="7436"/>
+            <w:tcW w:type="dxa" w:w="6879"/>
             <w:shd w:val="clear" w:color="auto" w:fill="1E3A8A"/>
           </w:tcPr>
           <w:p>
@@ -8265,7 +8960,7 @@
         </w:trPr>
         <w:tc>
           <w:tcPr>
-            <w:tcW w:type="dxa" w:w="2168"/>
+            <w:tcW w:type="dxa" w:w="2725"/>
           </w:tcPr>
           <w:p>
             <w:pPr>
@@ -8281,7 +8976,7 @@
         </w:tc>
         <w:tc>
           <w:tcPr>
-            <w:tcW w:type="dxa" w:w="7436"/>
+            <w:tcW w:type="dxa" w:w="6879"/>
           </w:tcPr>
           <w:p>
             <w:pPr>
@@ -8302,7 +8997,7 @@
         </w:trPr>
         <w:tc>
           <w:tcPr>
-            <w:tcW w:type="dxa" w:w="2168"/>
+            <w:tcW w:type="dxa" w:w="2725"/>
             <w:shd w:val="clear" w:color="auto" w:fill="F1F5F9"/>
           </w:tcPr>
           <w:p>
@@ -8319,7 +9014,7 @@
         </w:tc>
         <w:tc>
           <w:tcPr>
-            <w:tcW w:type="dxa" w:w="7436"/>
+            <w:tcW w:type="dxa" w:w="6879"/>
             <w:shd w:val="clear" w:color="auto" w:fill="F1F5F9"/>
           </w:tcPr>
           <w:p>
@@ -8369,7 +9064,7 @@
         </w:trPr>
         <w:tc>
           <w:tcPr>
-            <w:tcW w:type="dxa" w:w="2168"/>
+            <w:tcW w:type="dxa" w:w="2725"/>
           </w:tcPr>
           <w:p>
             <w:pPr>
@@ -8385,7 +9080,7 @@
         </w:tc>
         <w:tc>
           <w:tcPr>
-            <w:tcW w:type="dxa" w:w="7436"/>
+            <w:tcW w:type="dxa" w:w="6879"/>
           </w:tcPr>
           <w:p>
             <w:pPr>
@@ -8406,7 +9101,7 @@
         </w:trPr>
         <w:tc>
           <w:tcPr>
-            <w:tcW w:type="dxa" w:w="2168"/>
+            <w:tcW w:type="dxa" w:w="2725"/>
             <w:shd w:val="clear" w:color="auto" w:fill="F1F5F9"/>
           </w:tcPr>
           <w:p>
@@ -8423,7 +9118,7 @@
         </w:tc>
         <w:tc>
           <w:tcPr>
-            <w:tcW w:type="dxa" w:w="7436"/>
+            <w:tcW w:type="dxa" w:w="6879"/>
             <w:shd w:val="clear" w:color="auto" w:fill="F1F5F9"/>
           </w:tcPr>
           <w:p>
@@ -8445,7 +9140,7 @@
         </w:trPr>
         <w:tc>
           <w:tcPr>
-            <w:tcW w:type="dxa" w:w="2168"/>
+            <w:tcW w:type="dxa" w:w="2725"/>
           </w:tcPr>
           <w:p>
             <w:pPr>
@@ -8461,7 +9156,7 @@
         </w:tc>
         <w:tc>
           <w:tcPr>
-            <w:tcW w:type="dxa" w:w="7436"/>
+            <w:tcW w:type="dxa" w:w="6879"/>
           </w:tcPr>
           <w:p>
             <w:pPr>
@@ -8482,7 +9177,7 @@
         </w:trPr>
         <w:tc>
           <w:tcPr>
-            <w:tcW w:type="dxa" w:w="2168"/>
+            <w:tcW w:type="dxa" w:w="2725"/>
             <w:shd w:val="clear" w:color="auto" w:fill="F1F5F9"/>
           </w:tcPr>
           <w:p>
@@ -8499,7 +9194,7 @@
         </w:tc>
         <w:tc>
           <w:tcPr>
-            <w:tcW w:type="dxa" w:w="7436"/>
+            <w:tcW w:type="dxa" w:w="6879"/>
             <w:shd w:val="clear" w:color="auto" w:fill="F1F5F9"/>
           </w:tcPr>
           <w:p>
@@ -8549,7 +9244,7 @@
         </w:trPr>
         <w:tc>
           <w:tcPr>
-            <w:tcW w:type="dxa" w:w="2168"/>
+            <w:tcW w:type="dxa" w:w="2725"/>
           </w:tcPr>
           <w:p>
             <w:pPr>
@@ -8565,7 +9260,7 @@
         </w:tc>
         <w:tc>
           <w:tcPr>
-            <w:tcW w:type="dxa" w:w="7436"/>
+            <w:tcW w:type="dxa" w:w="6879"/>
           </w:tcPr>
           <w:p>
             <w:pPr>
@@ -8590,6 +9285,81 @@
                 <w:sz w:val="18"/>
               </w:rPr>
               <w:t>, 365 days). No IP addresses stored</w:t>
+            </w:r>
+          </w:p>
+        </w:tc>
+      </w:tr>
+      <w:tr>
+        <w:trPr>
+          <w:cantSplit w:val="true"/>
+        </w:trPr>
+        <w:tc>
+          <w:tcPr>
+            <w:tcW w:type="dxa" w:w="2725"/>
+            <w:shd w:val="clear" w:color="auto" w:fill="F1F5F9"/>
+          </w:tcPr>
+          <w:p>
+            <w:pPr>
+              <w:spacing w:after="0"/>
+            </w:pPr>
+            <w:r>
+              <w:rPr>
+                <w:sz w:val="18"/>
+              </w:rPr>
+              <w:t>Detection and response</w:t>
+            </w:r>
+          </w:p>
+        </w:tc>
+        <w:tc>
+          <w:tcPr>
+            <w:tcW w:type="dxa" w:w="6879"/>
+            <w:shd w:val="clear" w:color="auto" w:fill="F1F5F9"/>
+          </w:tcPr>
+          <w:p>
+            <w:pPr>
+              <w:spacing w:after="0"/>
+            </w:pPr>
+            <w:r>
+              <w:rPr>
+                <w:rFonts w:ascii="Consolas" w:hAnsi="Consolas" w:eastAsia="Consolas"/>
+                <w:color w:val="9D174D"/>
+                <w:sz w:val="16"/>
+              </w:rPr>
+              <w:t>SuspiciousInputFilter</w:t>
+            </w:r>
+            <w:r>
+              <w:rPr>
+                <w:sz w:val="18"/>
+              </w:rPr>
+              <w:t xml:space="preserve"> logs attack-shaped input (</w:t>
+            </w:r>
+            <w:r>
+              <w:rPr>
+                <w:rFonts w:ascii="Consolas" w:hAnsi="Consolas" w:eastAsia="Consolas"/>
+                <w:color w:val="9D174D"/>
+                <w:sz w:val="16"/>
+              </w:rPr>
+              <w:t>SUSPICIOUS_INPUT</w:t>
+            </w:r>
+            <w:r>
+              <w:rPr>
+                <w:sz w:val="18"/>
+              </w:rPr>
+              <w:t xml:space="preserve">, </w:t>
+            </w:r>
+            <w:r>
+              <w:rPr>
+                <w:rFonts w:ascii="Consolas" w:hAnsi="Consolas" w:eastAsia="Consolas"/>
+                <w:color w:val="9D174D"/>
+                <w:sz w:val="16"/>
+              </w:rPr>
+              <w:t>SUSPICIOUS_REPEAT</w:t>
+            </w:r>
+            <w:r>
+              <w:rPr>
+                <w:sz w:val="18"/>
+              </w:rPr>
+              <w:t>) without blocking and without the attacker's text; the incident runbook in SECURITY.md says how to contain (deactivate a user, rotate the JWT secret, clear sessions), preserve evidence and recover</w:t>
             </w:r>
           </w:p>
         </w:tc>
@@ -8969,7 +9739,21 @@
               <w:rPr>
                 <w:sz w:val="18"/>
               </w:rPr>
-              <w:t xml:space="preserve">HikariCP pool 30, </w:t>
+              <w:t xml:space="preserve">HikariCP pool (default 5; 30 in the 1000-user test, set with </w:t>
+            </w:r>
+            <w:r>
+              <w:rPr>
+                <w:rFonts w:ascii="Consolas" w:hAnsi="Consolas" w:eastAsia="Consolas"/>
+                <w:color w:val="9D174D"/>
+                <w:sz w:val="16"/>
+              </w:rPr>
+              <w:t>DB_POOL_SIZE</w:t>
+            </w:r>
+            <w:r>
+              <w:rPr>
+                <w:sz w:val="18"/>
+              </w:rPr>
+              <w:t xml:space="preserve">), </w:t>
             </w:r>
             <w:r>
               <w:rPr>
@@ -9905,7 +10689,7 @@
               <w:rPr>
                 <w:sz w:val="18"/>
               </w:rPr>
-              <w:t xml:space="preserve"> — 108 tests in total</w:t>
+              <w:t xml:space="preserve"> — 124 tests in total</w:t>
             </w:r>
           </w:p>
         </w:tc>
@@ -10411,27 +11195,33 @@
             </w:pPr>
             <w:r>
               <w:rPr>
+                <w:sz w:val="18"/>
+              </w:rPr>
+              <w:t>Schema changes are hand-run SQL scripts</w:t>
+            </w:r>
+          </w:p>
+        </w:tc>
+        <w:tc>
+          <w:tcPr>
+            <w:tcW w:type="dxa" w:w="5522"/>
+          </w:tcPr>
+          <w:p>
+            <w:pPr>
+              <w:spacing w:after="0"/>
+            </w:pPr>
+            <w:r>
+              <w:rPr>
                 <w:rFonts w:ascii="Consolas" w:hAnsi="Consolas" w:eastAsia="Consolas"/>
                 <w:color w:val="9D174D"/>
                 <w:sz w:val="16"/>
               </w:rPr>
-              <w:t>ddl-auto=update</w:t>
-            </w:r>
-          </w:p>
-        </w:tc>
-        <w:tc>
-          <w:tcPr>
-            <w:tcW w:type="dxa" w:w="5522"/>
-          </w:tcPr>
-          <w:p>
-            <w:pPr>
-              <w:spacing w:after="0"/>
-            </w:pPr>
-            <w:r>
-              <w:rPr>
-                <w:sz w:val="18"/>
-              </w:rPr>
-              <w:t>Adequate now; adopt Flyway/Liquibase before frequent schema changes in production</w:t>
+              <w:t>ddl-auto=validate</w:t>
+            </w:r>
+            <w:r>
+              <w:rPr>
+                <w:sz w:val="18"/>
+              </w:rPr>
+              <w:t xml:space="preserve"> makes a missing migration a startup failure (safe, but easy to forget); adopt Flyway/Liquibase</w:t>
             </w:r>
           </w:p>
         </w:tc>

--- a/OneIntellectt/docs/One-Intellectt-TDD.docx
+++ b/OneIntellectt/docs/One-Intellectt-TDD.docx
@@ -7886,18 +7886,16 @@
         <w:t>View candidate</w:t>
       </w:r>
       <w:r>
-        <w:t xml:space="preserve"> button that opens </w:t>
+        <w:t xml:space="preserve"> button that opens the portal's </w:t>
       </w:r>
       <w:r>
         <w:rPr>
-          <w:rFonts w:ascii="Consolas" w:hAnsi="Consolas" w:eastAsia="Consolas"/>
-          <w:color w:val="9D174D"/>
-          <w:sz w:val="19"/>
+          <w:b/>
         </w:rPr>
-        <w:t>/candidates/{id}</w:t>
+        <w:t>sign-in page</w:t>
       </w:r>
       <w:r>
-        <w:t xml:space="preserve"> in the portal (</w:t>
+        <w:t xml:space="preserve"> (</w:t>
       </w:r>
       <w:r>
         <w:rPr>
@@ -7908,7 +7906,18 @@
         <w:t>app.frontend.base-url</w:t>
       </w:r>
       <w:r>
-        <w:t xml:space="preserve">); if the person isn't signed in they sign in first and are sent straight to that candidate, where their Approve / Decline buttons are. Sending is asynchronous on the </w:t>
+        <w:t xml:space="preserve"> + </w:t>
+      </w:r>
+      <w:r>
+        <w:rPr>
+          <w:rFonts w:ascii="Consolas" w:hAnsi="Consolas" w:eastAsia="Consolas"/>
+          <w:color w:val="9D174D"/>
+          <w:sz w:val="19"/>
+        </w:rPr>
+        <w:t>/login</w:t>
+      </w:r>
+      <w:r>
+        <w:t xml:space="preserve">, a page that can be opened directly without an account); the person signs in and opens the candidate from their list, where their Approve / Decline buttons are. Sending is asynchronous on the </w:t>
       </w:r>
       <w:r>
         <w:rPr>

--- a/OneIntellectt/docs/One-Intellectt-TDD.docx
+++ b/OneIntellectt/docs/One-Intellectt-TDD.docx
@@ -3588,7 +3588,7 @@
       <w:r>
         <w:drawing>
           <wp:inline xmlns:a="http://schemas.openxmlformats.org/drawingml/2006/main" xmlns:pic="http://schemas.openxmlformats.org/drawingml/2006/picture">
-            <wp:extent cx="6099048" cy="2997837"/>
+            <wp:extent cx="6099048" cy="3204585"/>
             <wp:docPr id="2" name="Picture 2"/>
             <wp:cNvGraphicFramePr>
               <a:graphicFrameLocks noChangeAspect="1"/>
@@ -3609,7 +3609,7 @@
                   <pic:spPr>
                     <a:xfrm>
                       <a:off x="0" y="0"/>
-                      <a:ext cx="6099048" cy="2997837"/>
+                      <a:ext cx="6099048" cy="3204585"/>
                     </a:xfrm>
                     <a:prstGeom prst="rect"/>
                   </pic:spPr>
@@ -6420,7 +6420,7 @@
         </w:trPr>
         <w:tc>
           <w:tcPr>
-            <w:tcW w:type="dxa" w:w="4689"/>
+            <w:tcW w:type="dxa" w:w="4802"/>
             <w:shd w:val="clear" w:color="auto" w:fill="1E3A8A"/>
           </w:tcPr>
           <w:p>
@@ -6439,7 +6439,7 @@
         </w:tc>
         <w:tc>
           <w:tcPr>
-            <w:tcW w:type="dxa" w:w="4915"/>
+            <w:tcW w:type="dxa" w:w="4802"/>
             <w:shd w:val="clear" w:color="auto" w:fill="1E3A8A"/>
           </w:tcPr>
           <w:p>
@@ -6463,7 +6463,7 @@
         </w:trPr>
         <w:tc>
           <w:tcPr>
-            <w:tcW w:type="dxa" w:w="4689"/>
+            <w:tcW w:type="dxa" w:w="4802"/>
           </w:tcPr>
           <w:p>
             <w:pPr>
@@ -6479,7 +6479,7 @@
         </w:tc>
         <w:tc>
           <w:tcPr>
-            <w:tcW w:type="dxa" w:w="4915"/>
+            <w:tcW w:type="dxa" w:w="4802"/>
           </w:tcPr>
           <w:p>
             <w:pPr>
@@ -6513,7 +6513,7 @@
         </w:trPr>
         <w:tc>
           <w:tcPr>
-            <w:tcW w:type="dxa" w:w="4689"/>
+            <w:tcW w:type="dxa" w:w="4802"/>
             <w:shd w:val="clear" w:color="auto" w:fill="F1F5F9"/>
           </w:tcPr>
           <w:p>
@@ -6530,7 +6530,7 @@
         </w:tc>
         <w:tc>
           <w:tcPr>
-            <w:tcW w:type="dxa" w:w="4915"/>
+            <w:tcW w:type="dxa" w:w="4802"/>
             <w:shd w:val="clear" w:color="auto" w:fill="F1F5F9"/>
           </w:tcPr>
           <w:p>
@@ -6642,7 +6642,7 @@
         </w:trPr>
         <w:tc>
           <w:tcPr>
-            <w:tcW w:type="dxa" w:w="4689"/>
+            <w:tcW w:type="dxa" w:w="4802"/>
           </w:tcPr>
           <w:p>
             <w:pPr>
@@ -6658,7 +6658,7 @@
         </w:tc>
         <w:tc>
           <w:tcPr>
-            <w:tcW w:type="dxa" w:w="4915"/>
+            <w:tcW w:type="dxa" w:w="4802"/>
           </w:tcPr>
           <w:p>
             <w:pPr>
@@ -6687,7 +6687,7 @@
         </w:trPr>
         <w:tc>
           <w:tcPr>
-            <w:tcW w:type="dxa" w:w="4689"/>
+            <w:tcW w:type="dxa" w:w="4802"/>
             <w:shd w:val="clear" w:color="auto" w:fill="F1F5F9"/>
           </w:tcPr>
           <w:p>
@@ -6704,7 +6704,7 @@
         </w:tc>
         <w:tc>
           <w:tcPr>
-            <w:tcW w:type="dxa" w:w="4915"/>
+            <w:tcW w:type="dxa" w:w="4802"/>
             <w:shd w:val="clear" w:color="auto" w:fill="F1F5F9"/>
           </w:tcPr>
           <w:p>
@@ -6803,7 +6803,7 @@
         </w:trPr>
         <w:tc>
           <w:tcPr>
-            <w:tcW w:type="dxa" w:w="4689"/>
+            <w:tcW w:type="dxa" w:w="4802"/>
           </w:tcPr>
           <w:p>
             <w:pPr>
@@ -6819,7 +6819,7 @@
         </w:tc>
         <w:tc>
           <w:tcPr>
-            <w:tcW w:type="dxa" w:w="4915"/>
+            <w:tcW w:type="dxa" w:w="4802"/>
           </w:tcPr>
           <w:p>
             <w:pPr>
@@ -6848,7 +6848,7 @@
         </w:trPr>
         <w:tc>
           <w:tcPr>
-            <w:tcW w:type="dxa" w:w="4689"/>
+            <w:tcW w:type="dxa" w:w="4802"/>
             <w:shd w:val="clear" w:color="auto" w:fill="F1F5F9"/>
           </w:tcPr>
           <w:p>
@@ -6865,7 +6865,7 @@
         </w:tc>
         <w:tc>
           <w:tcPr>
-            <w:tcW w:type="dxa" w:w="4915"/>
+            <w:tcW w:type="dxa" w:w="4802"/>
             <w:shd w:val="clear" w:color="auto" w:fill="F1F5F9"/>
           </w:tcPr>
           <w:p>
@@ -6901,7 +6901,7 @@
         </w:trPr>
         <w:tc>
           <w:tcPr>
-            <w:tcW w:type="dxa" w:w="4689"/>
+            <w:tcW w:type="dxa" w:w="4802"/>
           </w:tcPr>
           <w:p>
             <w:pPr>
@@ -6917,7 +6917,7 @@
         </w:tc>
         <w:tc>
           <w:tcPr>
-            <w:tcW w:type="dxa" w:w="4915"/>
+            <w:tcW w:type="dxa" w:w="4802"/>
           </w:tcPr>
           <w:p>
             <w:pPr>
@@ -7002,7 +7002,7 @@
         </w:trPr>
         <w:tc>
           <w:tcPr>
-            <w:tcW w:type="dxa" w:w="4689"/>
+            <w:tcW w:type="dxa" w:w="4802"/>
             <w:shd w:val="clear" w:color="auto" w:fill="F1F5F9"/>
           </w:tcPr>
           <w:p>
@@ -7019,7 +7019,7 @@
         </w:tc>
         <w:tc>
           <w:tcPr>
-            <w:tcW w:type="dxa" w:w="4915"/>
+            <w:tcW w:type="dxa" w:w="4802"/>
             <w:shd w:val="clear" w:color="auto" w:fill="F1F5F9"/>
           </w:tcPr>
           <w:p>
@@ -7041,7 +7041,7 @@
         </w:trPr>
         <w:tc>
           <w:tcPr>
-            <w:tcW w:type="dxa" w:w="4689"/>
+            <w:tcW w:type="dxa" w:w="4802"/>
           </w:tcPr>
           <w:p>
             <w:pPr>
@@ -7057,7 +7057,7 @@
         </w:tc>
         <w:tc>
           <w:tcPr>
-            <w:tcW w:type="dxa" w:w="4915"/>
+            <w:tcW w:type="dxa" w:w="4802"/>
           </w:tcPr>
           <w:p>
             <w:pPr>
@@ -7142,7 +7142,7 @@
         </w:trPr>
         <w:tc>
           <w:tcPr>
-            <w:tcW w:type="dxa" w:w="4689"/>
+            <w:tcW w:type="dxa" w:w="4802"/>
             <w:shd w:val="clear" w:color="auto" w:fill="F1F5F9"/>
           </w:tcPr>
           <w:p>
@@ -7159,7 +7159,7 @@
         </w:tc>
         <w:tc>
           <w:tcPr>
-            <w:tcW w:type="dxa" w:w="4915"/>
+            <w:tcW w:type="dxa" w:w="4802"/>
             <w:shd w:val="clear" w:color="auto" w:fill="F1F5F9"/>
           </w:tcPr>
           <w:p>
@@ -7222,7 +7222,7 @@
         </w:trPr>
         <w:tc>
           <w:tcPr>
-            <w:tcW w:type="dxa" w:w="4689"/>
+            <w:tcW w:type="dxa" w:w="4802"/>
           </w:tcPr>
           <w:p>
             <w:pPr>
@@ -7238,7 +7238,7 @@
         </w:tc>
         <w:tc>
           <w:tcPr>
-            <w:tcW w:type="dxa" w:w="4915"/>
+            <w:tcW w:type="dxa" w:w="4802"/>
           </w:tcPr>
           <w:p>
             <w:pPr>
@@ -7259,7 +7259,7 @@
         </w:trPr>
         <w:tc>
           <w:tcPr>
-            <w:tcW w:type="dxa" w:w="4689"/>
+            <w:tcW w:type="dxa" w:w="4802"/>
             <w:shd w:val="clear" w:color="auto" w:fill="F1F5F9"/>
           </w:tcPr>
           <w:p>
@@ -7276,7 +7276,7 @@
         </w:tc>
         <w:tc>
           <w:tcPr>
-            <w:tcW w:type="dxa" w:w="4915"/>
+            <w:tcW w:type="dxa" w:w="4802"/>
             <w:shd w:val="clear" w:color="auto" w:fill="F1F5F9"/>
           </w:tcPr>
           <w:p>
@@ -7356,7 +7356,7 @@
         </w:trPr>
         <w:tc>
           <w:tcPr>
-            <w:tcW w:type="dxa" w:w="4689"/>
+            <w:tcW w:type="dxa" w:w="4802"/>
           </w:tcPr>
           <w:p>
             <w:pPr>
@@ -7372,7 +7372,7 @@
         </w:tc>
         <w:tc>
           <w:tcPr>
-            <w:tcW w:type="dxa" w:w="4915"/>
+            <w:tcW w:type="dxa" w:w="4802"/>
           </w:tcPr>
           <w:p>
             <w:pPr>
@@ -7457,7 +7457,7 @@
         </w:trPr>
         <w:tc>
           <w:tcPr>
-            <w:tcW w:type="dxa" w:w="4689"/>
+            <w:tcW w:type="dxa" w:w="4802"/>
             <w:shd w:val="clear" w:color="auto" w:fill="F1F5F9"/>
           </w:tcPr>
           <w:p>
@@ -7474,7 +7474,7 @@
         </w:tc>
         <w:tc>
           <w:tcPr>
-            <w:tcW w:type="dxa" w:w="4915"/>
+            <w:tcW w:type="dxa" w:w="4802"/>
             <w:shd w:val="clear" w:color="auto" w:fill="F1F5F9"/>
           </w:tcPr>
           <w:p>
@@ -7560,23 +7560,30 @@
         </w:trPr>
         <w:tc>
           <w:tcPr>
-            <w:tcW w:type="dxa" w:w="4689"/>
-          </w:tcPr>
-          <w:p>
-            <w:pPr>
-              <w:spacing w:after="0"/>
-            </w:pPr>
-            <w:r>
-              <w:rPr>
-                <w:sz w:val="18"/>
-              </w:rPr>
-              <w:t>Super Admin override</w:t>
-            </w:r>
-          </w:p>
-        </w:tc>
-        <w:tc>
-          <w:tcPr>
-            <w:tcW w:type="dxa" w:w="4915"/>
+            <w:tcW w:type="dxa" w:w="4802"/>
+          </w:tcPr>
+          <w:p>
+            <w:pPr>
+              <w:spacing w:after="0"/>
+            </w:pPr>
+            <w:r>
+              <w:rPr>
+                <w:b/>
+                <w:sz w:val="18"/>
+              </w:rPr>
+              <w:t>Vendor percentage above 75%</w:t>
+            </w:r>
+            <w:r>
+              <w:rPr>
+                <w:sz w:val="18"/>
+              </w:rPr>
+              <w:t xml:space="preserve"> (a separate "Warning" email, sent when the Sales Lead / Manager approves and when the rates change; nothing at 75% or less)</w:t>
+            </w:r>
+          </w:p>
+        </w:tc>
+        <w:tc>
+          <w:tcPr>
+            <w:tcW w:type="dxa" w:w="4802"/>
           </w:tcPr>
           <w:p>
             <w:pPr>
@@ -7616,7 +7623,7 @@
                 <w:color w:val="9D174D"/>
                 <w:sz w:val="16"/>
               </w:rPr>
-              <w:t>accounts@</w:t>
+              <w:t>payroll@</w:t>
             </w:r>
             <w:r>
               <w:rPr>
@@ -7630,13 +7637,13 @@
                 <w:color w:val="9D174D"/>
                 <w:sz w:val="16"/>
               </w:rPr>
-              <w:t>payroll@</w:t>
-            </w:r>
-            <w:r>
-              <w:rPr>
-                <w:sz w:val="18"/>
-              </w:rPr>
-              <w:t xml:space="preserve">, the Sales Lead and Manager + </w:t>
+              <w:t>accounts@</w:t>
+            </w:r>
+            <w:r>
+              <w:rPr>
+                <w:sz w:val="18"/>
+              </w:rPr>
+              <w:t xml:space="preserve">, the Lead, the Manager, the recruiter + </w:t>
             </w:r>
             <w:r>
               <w:rPr>
@@ -7645,6 +7652,12 @@
                 <w:sz w:val="16"/>
               </w:rPr>
               <w:t>superadmin@</w:t>
+            </w:r>
+            <w:r>
+              <w:rPr>
+                <w:sz w:val="18"/>
+              </w:rPr>
+              <w:t>; says the vendor percentage is greater than 75% and to look into it</w:t>
             </w:r>
           </w:p>
         </w:tc>
@@ -7655,7 +7668,7 @@
         </w:trPr>
         <w:tc>
           <w:tcPr>
-            <w:tcW w:type="dxa" w:w="4689"/>
+            <w:tcW w:type="dxa" w:w="4802"/>
             <w:shd w:val="clear" w:color="auto" w:fill="F1F5F9"/>
           </w:tcPr>
           <w:p>
@@ -7666,14 +7679,109 @@
               <w:rPr>
                 <w:sz w:val="18"/>
               </w:rPr>
+              <w:t>Super Admin override</w:t>
+            </w:r>
+          </w:p>
+        </w:tc>
+        <w:tc>
+          <w:tcPr>
+            <w:tcW w:type="dxa" w:w="4802"/>
+            <w:shd w:val="clear" w:color="auto" w:fill="F1F5F9"/>
+          </w:tcPr>
+          <w:p>
+            <w:pPr>
+              <w:spacing w:after="0"/>
+            </w:pPr>
+            <w:r>
+              <w:rPr>
+                <w:rFonts w:ascii="Consolas" w:hAnsi="Consolas" w:eastAsia="Consolas"/>
+                <w:color w:val="9D174D"/>
+                <w:sz w:val="16"/>
+              </w:rPr>
+              <w:t>hr@</w:t>
+            </w:r>
+            <w:r>
+              <w:rPr>
+                <w:sz w:val="18"/>
+              </w:rPr>
+              <w:t xml:space="preserve">, </w:t>
+            </w:r>
+            <w:r>
+              <w:rPr>
+                <w:rFonts w:ascii="Consolas" w:hAnsi="Consolas" w:eastAsia="Consolas"/>
+                <w:color w:val="9D174D"/>
+                <w:sz w:val="16"/>
+              </w:rPr>
+              <w:t>contracts@</w:t>
+            </w:r>
+            <w:r>
+              <w:rPr>
+                <w:sz w:val="18"/>
+              </w:rPr>
+              <w:t xml:space="preserve">, </w:t>
+            </w:r>
+            <w:r>
+              <w:rPr>
+                <w:rFonts w:ascii="Consolas" w:hAnsi="Consolas" w:eastAsia="Consolas"/>
+                <w:color w:val="9D174D"/>
+                <w:sz w:val="16"/>
+              </w:rPr>
+              <w:t>accounts@</w:t>
+            </w:r>
+            <w:r>
+              <w:rPr>
+                <w:sz w:val="18"/>
+              </w:rPr>
+              <w:t xml:space="preserve">, </w:t>
+            </w:r>
+            <w:r>
+              <w:rPr>
+                <w:rFonts w:ascii="Consolas" w:hAnsi="Consolas" w:eastAsia="Consolas"/>
+                <w:color w:val="9D174D"/>
+                <w:sz w:val="16"/>
+              </w:rPr>
+              <w:t>payroll@</w:t>
+            </w:r>
+            <w:r>
+              <w:rPr>
+                <w:sz w:val="18"/>
+              </w:rPr>
+              <w:t xml:space="preserve">, the Sales Lead and Manager + </w:t>
+            </w:r>
+            <w:r>
+              <w:rPr>
+                <w:rFonts w:ascii="Consolas" w:hAnsi="Consolas" w:eastAsia="Consolas"/>
+                <w:color w:val="9D174D"/>
+                <w:sz w:val="16"/>
+              </w:rPr>
+              <w:t>superadmin@</w:t>
+            </w:r>
+          </w:p>
+        </w:tc>
+      </w:tr>
+      <w:tr>
+        <w:trPr>
+          <w:cantSplit w:val="true"/>
+        </w:trPr>
+        <w:tc>
+          <w:tcPr>
+            <w:tcW w:type="dxa" w:w="4802"/>
+          </w:tcPr>
+          <w:p>
+            <w:pPr>
+              <w:spacing w:after="0"/>
+            </w:pPr>
+            <w:r>
+              <w:rPr>
+                <w:sz w:val="18"/>
+              </w:rPr>
               <w:t>Password reset</w:t>
             </w:r>
           </w:p>
         </w:tc>
         <w:tc>
           <w:tcPr>
-            <w:tcW w:type="dxa" w:w="4915"/>
-            <w:shd w:val="clear" w:color="auto" w:fill="F1F5F9"/>
+            <w:tcW w:type="dxa" w:w="4802"/>
           </w:tcPr>
           <w:p>
             <w:pPr>
@@ -8350,6 +8458,211 @@
       </w:r>
       <w:r>
         <w:t>). Candidates that were declined, rejected or dropped out are not counted.</w:t>
+      </w:r>
+    </w:p>
+    <w:p>
+      <w:pPr>
+        <w:pStyle w:val="Heading2"/>
+      </w:pPr>
+      <w:r>
+        <w:t>4.6a Change history</w:t>
+      </w:r>
+    </w:p>
+    <w:p>
+      <w:r>
+        <w:t xml:space="preserve">Every HR edit and every rate change is saved on the candidate's approval trail with </w:t>
+      </w:r>
+      <w:r>
+        <w:rPr>
+          <w:b/>
+        </w:rPr>
+        <w:t>who</w:t>
+      </w:r>
+      <w:r>
+        <w:t xml:space="preserve"> made it (name and role), </w:t>
+      </w:r>
+      <w:r>
+        <w:rPr>
+          <w:b/>
+        </w:rPr>
+        <w:t>when</w:t>
+      </w:r>
+      <w:r>
+        <w:t xml:space="preserve">, and each changed field as *old → new* (e.g. Pay rate 80 → 90; for a rate change also the reason). The candidate page shows them in a </w:t>
+      </w:r>
+      <w:r>
+        <w:rPr>
+          <w:b/>
+        </w:rPr>
+        <w:t>Change history</w:t>
+      </w:r>
+      <w:r>
+        <w:t xml:space="preserve"> card (newest first, the old value struck through) next to the full trail, to everyone who can open the candidate (recruiter, Lead, Manager, HR, Contracts, Payroll, Accounts, Super Admin). A Job Description edit only says "changed" (the text is long) and an SSN change only says "SSN changed" (never shown). No schema change.</w:t>
+      </w:r>
+    </w:p>
+    <w:p>
+      <w:pPr>
+        <w:pStyle w:val="Heading2"/>
+      </w:pPr>
+      <w:r>
+        <w:t>4.6b Super Admin dashboard filters</w:t>
+      </w:r>
+    </w:p>
+    <w:p>
+      <w:r>
+        <w:t xml:space="preserve">The Super Admin dashboard has a </w:t>
+      </w:r>
+      <w:r>
+        <w:rPr>
+          <w:b/>
+        </w:rPr>
+        <w:t>Filters</w:t>
+      </w:r>
+      <w:r>
+        <w:t xml:space="preserve"> card: which date to use (submitted, last updated, date of joining, project end date), a quick range (today, this/last week, this/last month, last 30 days; weeks run Monday to Sunday) or custom dates, recruiter, team, employment type, placement entity, payroll company, client state and recruiter location. The six counters and the candidate table follow the same filters. They are optional query parameters of </w:t>
+      </w:r>
+      <w:r>
+        <w:rPr>
+          <w:rFonts w:ascii="Consolas" w:hAnsi="Consolas" w:eastAsia="Consolas"/>
+          <w:color w:val="9D174D"/>
+          <w:sz w:val="19"/>
+        </w:rPr>
+        <w:t>GET /api/candidates</w:t>
+      </w:r>
+      <w:r>
+        <w:t xml:space="preserve"> and </w:t>
+      </w:r>
+      <w:r>
+        <w:rPr>
+          <w:rFonts w:ascii="Consolas" w:hAnsi="Consolas" w:eastAsia="Consolas"/>
+          <w:color w:val="9D174D"/>
+          <w:sz w:val="19"/>
+        </w:rPr>
+        <w:t>/summary</w:t>
+      </w:r>
+      <w:r>
+        <w:t xml:space="preserve"> (</w:t>
+      </w:r>
+      <w:r>
+        <w:rPr>
+          <w:rFonts w:ascii="Consolas" w:hAnsi="Consolas" w:eastAsia="Consolas"/>
+          <w:color w:val="9D174D"/>
+          <w:sz w:val="19"/>
+        </w:rPr>
+        <w:t>dateField</w:t>
+      </w:r>
+      <w:r>
+        <w:t xml:space="preserve">, </w:t>
+      </w:r>
+      <w:r>
+        <w:rPr>
+          <w:rFonts w:ascii="Consolas" w:hAnsi="Consolas" w:eastAsia="Consolas"/>
+          <w:color w:val="9D174D"/>
+          <w:sz w:val="19"/>
+        </w:rPr>
+        <w:t>from</w:t>
+      </w:r>
+      <w:r>
+        <w:t xml:space="preserve">, </w:t>
+      </w:r>
+      <w:r>
+        <w:rPr>
+          <w:rFonts w:ascii="Consolas" w:hAnsi="Consolas" w:eastAsia="Consolas"/>
+          <w:color w:val="9D174D"/>
+          <w:sz w:val="19"/>
+        </w:rPr>
+        <w:t>to</w:t>
+      </w:r>
+      <w:r>
+        <w:t xml:space="preserve">, </w:t>
+      </w:r>
+      <w:r>
+        <w:rPr>
+          <w:rFonts w:ascii="Consolas" w:hAnsi="Consolas" w:eastAsia="Consolas"/>
+          <w:color w:val="9D174D"/>
+          <w:sz w:val="19"/>
+        </w:rPr>
+        <w:t>recruiterId</w:t>
+      </w:r>
+      <w:r>
+        <w:t xml:space="preserve">, </w:t>
+      </w:r>
+      <w:r>
+        <w:rPr>
+          <w:rFonts w:ascii="Consolas" w:hAnsi="Consolas" w:eastAsia="Consolas"/>
+          <w:color w:val="9D174D"/>
+          <w:sz w:val="19"/>
+        </w:rPr>
+        <w:t>teamId</w:t>
+      </w:r>
+      <w:r>
+        <w:t xml:space="preserve">, </w:t>
+      </w:r>
+      <w:r>
+        <w:rPr>
+          <w:rFonts w:ascii="Consolas" w:hAnsi="Consolas" w:eastAsia="Consolas"/>
+          <w:color w:val="9D174D"/>
+          <w:sz w:val="19"/>
+        </w:rPr>
+        <w:t>employmentType</w:t>
+      </w:r>
+      <w:r>
+        <w:t xml:space="preserve">, </w:t>
+      </w:r>
+      <w:r>
+        <w:rPr>
+          <w:rFonts w:ascii="Consolas" w:hAnsi="Consolas" w:eastAsia="Consolas"/>
+          <w:color w:val="9D174D"/>
+          <w:sz w:val="19"/>
+        </w:rPr>
+        <w:t>internalEntity</w:t>
+      </w:r>
+      <w:r>
+        <w:t xml:space="preserve">, </w:t>
+      </w:r>
+      <w:r>
+        <w:rPr>
+          <w:rFonts w:ascii="Consolas" w:hAnsi="Consolas" w:eastAsia="Consolas"/>
+          <w:color w:val="9D174D"/>
+          <w:sz w:val="19"/>
+        </w:rPr>
+        <w:t>clientState</w:t>
+      </w:r>
+      <w:r>
+        <w:t xml:space="preserve">, </w:t>
+      </w:r>
+      <w:r>
+        <w:rPr>
+          <w:rFonts w:ascii="Consolas" w:hAnsi="Consolas" w:eastAsia="Consolas"/>
+          <w:color w:val="9D174D"/>
+          <w:sz w:val="19"/>
+        </w:rPr>
+        <w:t>recruiterLocation</w:t>
+      </w:r>
+      <w:r>
+        <w:t xml:space="preserve">, </w:t>
+      </w:r>
+      <w:r>
+        <w:rPr>
+          <w:rFonts w:ascii="Consolas" w:hAnsi="Consolas" w:eastAsia="Consolas"/>
+          <w:color w:val="9D174D"/>
+          <w:sz w:val="19"/>
+        </w:rPr>
+        <w:t>payrollCompany</w:t>
+      </w:r>
+      <w:r>
+        <w:t xml:space="preserve">; </w:t>
+      </w:r>
+      <w:r>
+        <w:rPr>
+          <w:rFonts w:ascii="Consolas" w:hAnsi="Consolas" w:eastAsia="Consolas"/>
+          <w:color w:val="9D174D"/>
+          <w:sz w:val="19"/>
+        </w:rPr>
+        <w:t>service/CandidateFilter</w:t>
+      </w:r>
+      <w:r>
+        <w:t>). They are bound as query parameters, a bad date type or range is a 400, and the caller's visibility rules always apply on top, so a filter can't show anything the person may not see. No schema change.</w:t>
       </w:r>
     </w:p>
     <w:p>
@@ -10674,7 +10987,7 @@
               <w:rPr>
                 <w:sz w:val="18"/>
               </w:rPr>
-              <w:t>Auth &amp; sessions, users &amp; teams, full workflow incl. Sales Manager / Payroll / Accounts, paging/filters, audit, attacks, role matrix, compliance controls, rate change, project end date</w:t>
+              <w:t>Auth &amp; sessions, users &amp; teams, full workflow incl. Sales Manager / Payroll / Accounts, paging/filters, audit, attacks, role matrix, compliance controls, rate change, project end date, vendor-percentage warning, dashboard filters</w:t>
             </w:r>
           </w:p>
         </w:tc>

--- a/OneIntellectt/docs/One-Intellectt-TDD.docx
+++ b/OneIntellectt/docs/One-Intellectt-TDD.docx
@@ -8315,7 +8315,7 @@
               <w:rPr>
                 <w:sz w:val="18"/>
               </w:rPr>
-              <w:t xml:space="preserve"> (W2, C2C, Full-time, Self), </w:t>
+              <w:t xml:space="preserve"> (W2, C2C, Full-time, Self, 1099 Individual, Other), </w:t>
             </w:r>
             <w:r>
               <w:rPr>
@@ -8367,7 +8367,7 @@
               <w:rPr>
                 <w:sz w:val="18"/>
               </w:rPr>
-              <w:t xml:space="preserve"> (pay rate ÷ bill rate × 100, using the discounted bill rate when there is a discount; worked out, never stored), start date, DOJ (optional), CC company (optional), referral (optional), referral amount (optional), SSN (optional), visa status, work authorization expiry (</w:t>
+              <w:t xml:space="preserve"> (pay rate ÷ bill rate × 100, using the discounted bill rate when there is a discount; worked out, never stored), start date, DOJ (optional), CC company (optional), referral (optional), referral amount (optional), SSN (optional), visa status (US Citizen, Green Card, H1 Transfer, H1 Ext, H1 Amd, H1 Amd+Ext, H1 No Change, H4 EAD, L2 EAD, OPT, STEM OPT, CPT, TN, Other), work authorization expiry (</w:t>
             </w:r>
             <w:r>
               <w:rPr>
